--- a/json-converter/storage/AllCases/ListOfCases.docx
+++ b/json-converter/storage/AllCases/ListOfCases.docx
@@ -225,6 +225,21 @@
           <w:lang w:val="en-US"/>
         </w:rPr>
         <w:t>Case - 15 : large numbers</w:t>
+      </w:r>
+    </w:p>
+    <w:p>
+      <w:pPr>
+        <w:rPr>
+          <w:rFonts w:hint="default"/>
+          <w:lang w:val="en-US"/>
+        </w:rPr>
+      </w:pPr>
+      <w:r>
+        <w:rPr>
+          <w:rFonts w:hint="default"/>
+          <w:lang w:val="en-US"/>
+        </w:rPr>
+        <w:t xml:space="preserve">Case - 16 : root node as object </w:t>
       </w:r>
       <w:bookmarkStart w:id="0" w:name="_GoBack"/>
       <w:bookmarkEnd w:id="0"/>
@@ -353,7 +368,7 @@
     <w:lsdException w:unhideWhenUsed="0" w:uiPriority="0" w:semiHidden="0" w:name="HTML Sample"/>
     <w:lsdException w:unhideWhenUsed="0" w:uiPriority="0" w:semiHidden="0" w:name="HTML Typewriter"/>
     <w:lsdException w:unhideWhenUsed="0" w:uiPriority="0" w:semiHidden="0" w:name="HTML Variable"/>
-    <w:lsdException w:unhideWhenUsed="0" w:uiPriority="0" w:name="Normal Table"/>
+    <w:lsdException w:qFormat="1" w:unhideWhenUsed="0" w:uiPriority="0" w:name="Normal Table"/>
     <w:lsdException w:unhideWhenUsed="0" w:uiPriority="0" w:semiHidden="0" w:name="annotation subject"/>
     <w:lsdException w:unhideWhenUsed="0" w:uiPriority="0" w:semiHidden="0" w:name="Table Simple 1"/>
     <w:lsdException w:unhideWhenUsed="0" w:uiPriority="0" w:semiHidden="0" w:name="Table Simple 2"/>
@@ -516,6 +531,7 @@
   <w:style w:type="table" w:default="1" w:styleId="3">
     <w:name w:val="Normal Table"/>
     <w:semiHidden/>
+    <w:qFormat/>
     <w:uiPriority w:val="0"/>
     <w:tblPr>
       <w:tblCellMar>

--- a/json-converter/storage/AllCases/ListOfCases.docx
+++ b/json-converter/storage/AllCases/ListOfCases.docx
@@ -240,6 +240,21 @@
           <w:lang w:val="en-US"/>
         </w:rPr>
         <w:t xml:space="preserve">Case - 16 : root node as object </w:t>
+      </w:r>
+    </w:p>
+    <w:p>
+      <w:pPr>
+        <w:rPr>
+          <w:rFonts w:hint="default"/>
+          <w:lang w:val="en-US"/>
+        </w:rPr>
+      </w:pPr>
+      <w:r>
+        <w:rPr>
+          <w:rFonts w:hint="default"/>
+          <w:lang w:val="en-US"/>
+        </w:rPr>
+        <w:t>Case - 17 : root node as array</w:t>
       </w:r>
       <w:bookmarkStart w:id="0" w:name="_GoBack"/>
       <w:bookmarkEnd w:id="0"/>

--- a/json-converter/storage/AllCases/ListOfCases.docx
+++ b/json-converter/storage/AllCases/ListOfCases.docx
@@ -241,23 +241,38 @@
         </w:rPr>
         <w:t xml:space="preserve">Case - 16 : root node as object </w:t>
       </w:r>
-    </w:p>
-    <w:p>
-      <w:pPr>
-        <w:rPr>
-          <w:rFonts w:hint="default"/>
-          <w:lang w:val="en-US"/>
-        </w:rPr>
-      </w:pPr>
-      <w:r>
-        <w:rPr>
-          <w:rFonts w:hint="default"/>
-          <w:lang w:val="en-US"/>
-        </w:rPr>
-        <w:t>Case - 17 : root node as array</w:t>
-      </w:r>
       <w:bookmarkStart w:id="0" w:name="_GoBack"/>
       <w:bookmarkEnd w:id="0"/>
+    </w:p>
+    <w:p>
+      <w:pPr>
+        <w:rPr>
+          <w:rFonts w:hint="default"/>
+          <w:lang w:val="en-US"/>
+        </w:rPr>
+      </w:pPr>
+      <w:r>
+        <w:rPr>
+          <w:rFonts w:hint="default"/>
+          <w:lang w:val="en-US"/>
+        </w:rPr>
+        <w:t>Case - 17 : root node as array</w:t>
+      </w:r>
+    </w:p>
+    <w:p>
+      <w:pPr>
+        <w:rPr>
+          <w:rFonts w:hint="default"/>
+          <w:lang w:val="en-US"/>
+        </w:rPr>
+      </w:pPr>
+      <w:r>
+        <w:rPr>
+          <w:rFonts w:hint="default"/>
+          <w:lang w:val="en-US"/>
+        </w:rPr>
+        <w:t>Case - 18 : both object and array are present</w:t>
+      </w:r>
     </w:p>
     <w:sectPr>
       <w:pgSz w:w="11906" w:h="16838"/>

--- a/json-converter/storage/AllCases/ListOfCases.docx
+++ b/json-converter/storage/AllCases/ListOfCases.docx
@@ -24,6 +24,208 @@
           <w:lang w:val="en-US"/>
         </w:rPr>
       </w:pPr>
+    </w:p>
+    <w:p>
+      <w:pPr>
+        <w:rPr>
+          <w:rFonts w:hint="default"/>
+          <w:lang w:val="en-US"/>
+        </w:rPr>
+      </w:pPr>
+      <w:r>
+        <w:drawing>
+          <wp:anchor distT="0" distB="0" distL="114300" distR="114300" simplePos="0" relativeHeight="251659264" behindDoc="0" locked="0" layoutInCell="1" allowOverlap="1">
+            <wp:simplePos x="0" y="0"/>
+            <wp:positionH relativeFrom="column">
+              <wp:posOffset>2678430</wp:posOffset>
+            </wp:positionH>
+            <wp:positionV relativeFrom="paragraph">
+              <wp:posOffset>219710</wp:posOffset>
+            </wp:positionV>
+            <wp:extent cx="2950845" cy="560070"/>
+            <wp:effectExtent l="0" t="0" r="8255" b="11430"/>
+            <wp:wrapSquare wrapText="bothSides"/>
+            <wp:docPr id="3" name="Picture 3"/>
+            <wp:cNvGraphicFramePr>
+              <a:graphicFrameLocks xmlns:a="http://schemas.openxmlformats.org/drawingml/2006/main" noChangeAspect="1"/>
+            </wp:cNvGraphicFramePr>
+            <a:graphic xmlns:a="http://schemas.openxmlformats.org/drawingml/2006/main">
+              <a:graphicData uri="http://schemas.openxmlformats.org/drawingml/2006/picture">
+                <pic:pic xmlns:pic="http://schemas.openxmlformats.org/drawingml/2006/picture">
+                  <pic:nvPicPr>
+                    <pic:cNvPr id="3" name="Picture 3"/>
+                    <pic:cNvPicPr>
+                      <a:picLocks noChangeAspect="1"/>
+                    </pic:cNvPicPr>
+                  </pic:nvPicPr>
+                  <pic:blipFill>
+                    <a:blip r:embed="rId4"/>
+                    <a:stretch>
+                      <a:fillRect/>
+                    </a:stretch>
+                  </pic:blipFill>
+                  <pic:spPr>
+                    <a:xfrm>
+                      <a:off x="0" y="0"/>
+                      <a:ext cx="2950845" cy="560070"/>
+                    </a:xfrm>
+                    <a:prstGeom prst="rect">
+                      <a:avLst/>
+                    </a:prstGeom>
+                    <a:noFill/>
+                    <a:ln>
+                      <a:noFill/>
+                    </a:ln>
+                  </pic:spPr>
+                </pic:pic>
+              </a:graphicData>
+            </a:graphic>
+          </wp:anchor>
+        </w:drawing>
+      </w:r>
+      <w:r>
+        <w:rPr>
+          <w:rFonts w:hint="default"/>
+          <w:lang w:val="en-US"/>
+        </w:rPr>
+        <w:t>{</w:t>
+      </w:r>
+      <w:r>
+        <w:rPr>
+          <w:rFonts w:hint="default"/>
+          <w:lang w:val="en-US"/>
+        </w:rPr>
+        <w:br w:type="textWrapping"/>
+      </w:r>
+      <w:r>
+        <w:rPr>
+          <w:rFonts w:hint="default"/>
+          <w:lang w:val="en-US"/>
+        </w:rPr>
+        <w:t xml:space="preserve">  "id": 1,</w:t>
+      </w:r>
+      <w:r>
+        <w:rPr>
+          <w:rFonts w:hint="default"/>
+          <w:lang w:val="en-US"/>
+        </w:rPr>
+        <w:br w:type="textWrapping"/>
+      </w:r>
+      <w:r>
+        <w:rPr>
+          <w:rFonts w:hint="default"/>
+          <w:lang w:val="en-US"/>
+        </w:rPr>
+        <w:t xml:space="preserve">  "name": "Arjun",</w:t>
+      </w:r>
+      <w:r>
+        <w:rPr>
+          <w:rFonts w:hint="default"/>
+          <w:lang w:val="en-US"/>
+        </w:rPr>
+        <w:br w:type="textWrapping"/>
+      </w:r>
+      <w:r>
+        <w:rPr>
+          <w:rFonts w:hint="default"/>
+          <w:lang w:val="en-US"/>
+        </w:rPr>
+        <w:t xml:space="preserve">  "address": {</w:t>
+      </w:r>
+      <w:r>
+        <w:rPr>
+          <w:rFonts w:hint="default"/>
+          <w:lang w:val="en-US"/>
+        </w:rPr>
+        <w:br w:type="textWrapping"/>
+      </w:r>
+      <w:r>
+        <w:rPr>
+          <w:rFonts w:hint="default"/>
+          <w:lang w:val="en-US"/>
+        </w:rPr>
+        <w:t xml:space="preserve">    "street": "MG Road",</w:t>
+      </w:r>
+      <w:r>
+        <w:rPr>
+          <w:rFonts w:hint="default"/>
+          <w:lang w:val="en-US"/>
+        </w:rPr>
+        <w:br w:type="textWrapping"/>
+      </w:r>
+      <w:r>
+        <w:rPr>
+          <w:rFonts w:hint="default"/>
+          <w:lang w:val="en-US"/>
+        </w:rPr>
+        <w:t xml:space="preserve">    "city": "Ahmedabad",</w:t>
+      </w:r>
+      <w:r>
+        <w:rPr>
+          <w:rFonts w:hint="default"/>
+          <w:lang w:val="en-US"/>
+        </w:rPr>
+        <w:br w:type="textWrapping"/>
+      </w:r>
+      <w:r>
+        <w:rPr>
+          <w:rFonts w:hint="default"/>
+          <w:lang w:val="en-US"/>
+        </w:rPr>
+        <w:t xml:space="preserve">    "pincode": "380001"</w:t>
+      </w:r>
+      <w:r>
+        <w:rPr>
+          <w:rFonts w:hint="default"/>
+          <w:lang w:val="en-US"/>
+        </w:rPr>
+        <w:br w:type="textWrapping"/>
+      </w:r>
+      <w:r>
+        <w:rPr>
+          <w:rFonts w:hint="default"/>
+          <w:lang w:val="en-US"/>
+        </w:rPr>
+        <w:t xml:space="preserve">  }</w:t>
+      </w:r>
+      <w:r>
+        <w:rPr>
+          <w:rFonts w:hint="default"/>
+          <w:lang w:val="en-US"/>
+        </w:rPr>
+        <w:br w:type="textWrapping"/>
+      </w:r>
+      <w:r>
+        <w:rPr>
+          <w:rFonts w:hint="default"/>
+          <w:lang w:val="en-US"/>
+        </w:rPr>
+        <w:t>}</w:t>
+      </w:r>
+    </w:p>
+    <w:p>
+      <w:pPr>
+        <w:rPr>
+          <w:rFonts w:hint="default"/>
+          <w:lang w:val="en-US"/>
+        </w:rPr>
+      </w:pPr>
+    </w:p>
+    <w:p>
+      <w:pPr>
+        <w:rPr>
+          <w:rFonts w:hint="default"/>
+          <w:lang w:val="en-US"/>
+        </w:rPr>
+      </w:pPr>
+    </w:p>
+    <w:p>
+      <w:pPr>
+        <w:rPr>
+          <w:rFonts w:hint="default"/>
+          <w:lang w:val="en-US"/>
+        </w:rPr>
+      </w:pPr>
       <w:r>
         <w:rPr>
           <w:rFonts w:hint="default"/>
@@ -39,6 +241,311 @@
           <w:lang w:val="en-US"/>
         </w:rPr>
       </w:pPr>
+    </w:p>
+    <w:p>
+      <w:pPr>
+        <w:rPr>
+          <w:rFonts w:hint="default"/>
+          <w:lang w:val="en-US"/>
+        </w:rPr>
+      </w:pPr>
+      <w:r>
+        <w:rPr>
+          <w:rFonts w:hint="default"/>
+          <w:lang w:val="en-US"/>
+        </w:rPr>
+        <w:t>{</w:t>
+      </w:r>
+      <w:r>
+        <w:rPr>
+          <w:rFonts w:hint="default"/>
+          <w:lang w:val="en-US"/>
+        </w:rPr>
+        <w:br w:type="textWrapping"/>
+      </w:r>
+      <w:r>
+        <w:rPr>
+          <w:rFonts w:hint="default"/>
+          <w:lang w:val="en-US"/>
+        </w:rPr>
+        <w:t xml:space="preserve">  "orderId": 101,</w:t>
+      </w:r>
+      <w:r>
+        <w:rPr>
+          <w:rFonts w:hint="default"/>
+          <w:lang w:val="en-US"/>
+        </w:rPr>
+        <w:br w:type="textWrapping"/>
+      </w:r>
+      <w:r>
+        <w:rPr>
+          <w:rFonts w:hint="default"/>
+          <w:lang w:val="en-US"/>
+        </w:rPr>
+        <w:t xml:space="preserve">  "customer": "Arjun",</w:t>
+      </w:r>
+      <w:r>
+        <w:rPr>
+          <w:rFonts w:hint="default"/>
+          <w:lang w:val="en-US"/>
+        </w:rPr>
+        <w:br w:type="textWrapping"/>
+      </w:r>
+      <w:r>
+        <w:rPr>
+          <w:rFonts w:hint="default"/>
+          <w:lang w:val="en-US"/>
+        </w:rPr>
+        <w:t xml:space="preserve">  "items": [</w:t>
+      </w:r>
+      <w:r>
+        <w:rPr>
+          <w:rFonts w:hint="default"/>
+          <w:lang w:val="en-US"/>
+        </w:rPr>
+        <w:br w:type="textWrapping"/>
+      </w:r>
+      <w:r>
+        <w:rPr>
+          <w:rFonts w:hint="default"/>
+          <w:lang w:val="en-US"/>
+        </w:rPr>
+        <w:t xml:space="preserve">    {</w:t>
+      </w:r>
+      <w:r>
+        <w:rPr>
+          <w:rFonts w:hint="default"/>
+          <w:lang w:val="en-US"/>
+        </w:rPr>
+        <w:br w:type="textWrapping"/>
+      </w:r>
+      <w:r>
+        <w:rPr>
+          <w:rFonts w:hint="default"/>
+          <w:lang w:val="en-US"/>
+        </w:rPr>
+        <w:t xml:space="preserve">      "product": "Laptop",</w:t>
+      </w:r>
+      <w:r>
+        <w:rPr>
+          <w:rFonts w:hint="default"/>
+          <w:lang w:val="en-US"/>
+        </w:rPr>
+        <w:br w:type="textWrapping"/>
+      </w:r>
+      <w:r>
+        <w:rPr>
+          <w:rFonts w:hint="default"/>
+          <w:lang w:val="en-US"/>
+        </w:rPr>
+        <w:t xml:space="preserve">      "price": 75000</w:t>
+      </w:r>
+      <w:r>
+        <w:rPr>
+          <w:rFonts w:hint="default"/>
+          <w:lang w:val="en-US"/>
+        </w:rPr>
+        <w:br w:type="textWrapping"/>
+      </w:r>
+      <w:r>
+        <w:rPr>
+          <w:rFonts w:hint="default"/>
+          <w:lang w:val="en-US"/>
+        </w:rPr>
+        <w:t xml:space="preserve">    },</w:t>
+      </w:r>
+      <w:r>
+        <w:rPr>
+          <w:rFonts w:hint="default"/>
+          <w:lang w:val="en-US"/>
+        </w:rPr>
+        <w:br w:type="textWrapping"/>
+      </w:r>
+      <w:r>
+        <w:rPr>
+          <w:rFonts w:hint="default"/>
+          <w:lang w:val="en-US"/>
+        </w:rPr>
+        <w:t xml:space="preserve">    {</w:t>
+      </w:r>
+      <w:r>
+        <w:rPr>
+          <w:rFonts w:hint="default"/>
+          <w:lang w:val="en-US"/>
+        </w:rPr>
+        <w:br w:type="textWrapping"/>
+      </w:r>
+      <w:r>
+        <w:rPr>
+          <w:rFonts w:hint="default"/>
+          <w:lang w:val="en-US"/>
+        </w:rPr>
+        <w:t xml:space="preserve">      "product": "Phone",</w:t>
+      </w:r>
+      <w:r>
+        <w:rPr>
+          <w:rFonts w:hint="default"/>
+          <w:lang w:val="en-US"/>
+        </w:rPr>
+        <w:br w:type="textWrapping"/>
+      </w:r>
+      <w:r>
+        <w:rPr>
+          <w:rFonts w:hint="default"/>
+          <w:lang w:val="en-US"/>
+        </w:rPr>
+        <w:t xml:space="preserve">      "price": 35000</w:t>
+      </w:r>
+      <w:r>
+        <w:rPr>
+          <w:rFonts w:hint="default"/>
+          <w:lang w:val="en-US"/>
+        </w:rPr>
+        <w:br w:type="textWrapping"/>
+      </w:r>
+      <w:r>
+        <w:rPr>
+          <w:rFonts w:hint="default"/>
+          <w:lang w:val="en-US"/>
+        </w:rPr>
+        <w:t xml:space="preserve">    }</w:t>
+      </w:r>
+      <w:r>
+        <w:rPr>
+          <w:rFonts w:hint="default"/>
+          <w:lang w:val="en-US"/>
+        </w:rPr>
+        <w:br w:type="textWrapping"/>
+      </w:r>
+      <w:r>
+        <w:rPr>
+          <w:rFonts w:hint="default"/>
+          <w:lang w:val="en-US"/>
+        </w:rPr>
+        <w:t xml:space="preserve">  ]</w:t>
+      </w:r>
+      <w:r>
+        <w:rPr>
+          <w:rFonts w:hint="default"/>
+          <w:lang w:val="en-US"/>
+        </w:rPr>
+        <w:br w:type="textWrapping"/>
+      </w:r>
+      <w:r>
+        <w:rPr>
+          <w:rFonts w:hint="default"/>
+          <w:lang w:val="en-US"/>
+        </w:rPr>
+        <w:t>}</w:t>
+      </w:r>
+    </w:p>
+    <w:p>
+      <w:pPr>
+        <w:rPr>
+          <w:rFonts w:hint="default"/>
+          <w:lang w:val="en-US"/>
+        </w:rPr>
+      </w:pPr>
+    </w:p>
+    <w:p>
+      <w:pPr>
+        <w:rPr>
+          <w:rFonts w:hint="default"/>
+          <w:lang w:val="en-US"/>
+        </w:rPr>
+      </w:pPr>
+      <w:r>
+        <w:rPr>
+          <w:rFonts w:hint="default"/>
+          <w:lang w:val="en-US"/>
+        </w:rPr>
+        <w:t>Expected Output :</w:t>
+      </w:r>
+    </w:p>
+    <w:p>
+      <w:pPr>
+        <w:rPr>
+          <w:rFonts w:hint="default"/>
+          <w:lang w:val="en-US"/>
+        </w:rPr>
+      </w:pPr>
+    </w:p>
+    <w:p>
+      <w:pPr>
+        <w:rPr>
+          <w:rFonts w:hint="default"/>
+          <w:lang w:val="en-US"/>
+        </w:rPr>
+      </w:pPr>
+      <w:r>
+        <w:rPr>
+          <w:rFonts w:hint="default"/>
+          <w:lang w:val="en-US"/>
+        </w:rPr>
+        <w:t>orderId,customer,items_product,items_price</w:t>
+      </w:r>
+    </w:p>
+    <w:p>
+      <w:pPr>
+        <w:rPr>
+          <w:rFonts w:hint="default"/>
+          <w:lang w:val="en-US"/>
+        </w:rPr>
+      </w:pPr>
+      <w:r>
+        <w:rPr>
+          <w:rFonts w:hint="default"/>
+          <w:lang w:val="en-US"/>
+        </w:rPr>
+        <w:t>101,Arjun,Laptop,75000</w:t>
+      </w:r>
+    </w:p>
+    <w:p>
+      <w:pPr>
+        <w:rPr>
+          <w:rFonts w:hint="default"/>
+          <w:lang w:val="en-US"/>
+        </w:rPr>
+      </w:pPr>
+      <w:r>
+        <w:rPr>
+          <w:rFonts w:hint="default"/>
+          <w:lang w:val="en-US"/>
+        </w:rPr>
+        <w:t>101,Arjun,Phone,35000</w:t>
+      </w:r>
+    </w:p>
+    <w:p>
+      <w:pPr>
+        <w:rPr>
+          <w:rFonts w:hint="default"/>
+          <w:lang w:val="en-US"/>
+        </w:rPr>
+      </w:pPr>
+    </w:p>
+    <w:p>
+      <w:pPr>
+        <w:rPr>
+          <w:rFonts w:hint="default"/>
+          <w:lang w:val="en-US"/>
+        </w:rPr>
+      </w:pPr>
+    </w:p>
+    <w:p>
+      <w:pPr>
+        <w:rPr>
+          <w:rFonts w:hint="default"/>
+          <w:lang w:val="en-US"/>
+        </w:rPr>
+      </w:pPr>
+    </w:p>
+    <w:p>
+      <w:pPr>
+        <w:rPr>
+          <w:rFonts w:hint="default"/>
+          <w:lang w:val="en-US"/>
+        </w:rPr>
+      </w:pPr>
       <w:r>
         <w:rPr>
           <w:rFonts w:hint="default"/>
@@ -54,6 +561,310 @@
           <w:lang w:val="en-US"/>
         </w:rPr>
       </w:pPr>
+    </w:p>
+    <w:p>
+      <w:pPr>
+        <w:rPr>
+          <w:rFonts w:hint="default"/>
+          <w:lang w:val="en-US"/>
+        </w:rPr>
+      </w:pPr>
+      <w:r>
+        <w:drawing>
+          <wp:anchor distT="0" distB="0" distL="114300" distR="114300" simplePos="0" relativeHeight="251660288" behindDoc="0" locked="0" layoutInCell="1" allowOverlap="1">
+            <wp:simplePos x="0" y="0"/>
+            <wp:positionH relativeFrom="column">
+              <wp:posOffset>1541145</wp:posOffset>
+            </wp:positionH>
+            <wp:positionV relativeFrom="paragraph">
+              <wp:posOffset>191770</wp:posOffset>
+            </wp:positionV>
+            <wp:extent cx="4351020" cy="859790"/>
+            <wp:effectExtent l="0" t="0" r="5080" b="3810"/>
+            <wp:wrapSquare wrapText="bothSides"/>
+            <wp:docPr id="4" name="Picture 4"/>
+            <wp:cNvGraphicFramePr>
+              <a:graphicFrameLocks xmlns:a="http://schemas.openxmlformats.org/drawingml/2006/main" noChangeAspect="1"/>
+            </wp:cNvGraphicFramePr>
+            <a:graphic xmlns:a="http://schemas.openxmlformats.org/drawingml/2006/main">
+              <a:graphicData uri="http://schemas.openxmlformats.org/drawingml/2006/picture">
+                <pic:pic xmlns:pic="http://schemas.openxmlformats.org/drawingml/2006/picture">
+                  <pic:nvPicPr>
+                    <pic:cNvPr id="4" name="Picture 4"/>
+                    <pic:cNvPicPr>
+                      <a:picLocks noChangeAspect="1"/>
+                    </pic:cNvPicPr>
+                  </pic:nvPicPr>
+                  <pic:blipFill>
+                    <a:blip r:embed="rId5"/>
+                    <a:stretch>
+                      <a:fillRect/>
+                    </a:stretch>
+                  </pic:blipFill>
+                  <pic:spPr>
+                    <a:xfrm>
+                      <a:off x="0" y="0"/>
+                      <a:ext cx="4351020" cy="859790"/>
+                    </a:xfrm>
+                    <a:prstGeom prst="rect">
+                      <a:avLst/>
+                    </a:prstGeom>
+                    <a:noFill/>
+                    <a:ln>
+                      <a:noFill/>
+                    </a:ln>
+                  </pic:spPr>
+                </pic:pic>
+              </a:graphicData>
+            </a:graphic>
+          </wp:anchor>
+        </w:drawing>
+      </w:r>
+      <w:r>
+        <w:rPr>
+          <w:rFonts w:hint="default"/>
+          <w:lang w:val="en-US"/>
+        </w:rPr>
+        <w:t>{</w:t>
+      </w:r>
+      <w:r>
+        <w:rPr>
+          <w:rFonts w:hint="default"/>
+          <w:lang w:val="en-US"/>
+        </w:rPr>
+        <w:br w:type="textWrapping"/>
+      </w:r>
+      <w:r>
+        <w:rPr>
+          <w:rFonts w:hint="default"/>
+          <w:lang w:val="en-US"/>
+        </w:rPr>
+        <w:t xml:space="preserve">  "id": 1,</w:t>
+      </w:r>
+      <w:r>
+        <w:rPr>
+          <w:rFonts w:hint="default"/>
+          <w:lang w:val="en-US"/>
+        </w:rPr>
+        <w:br w:type="textWrapping"/>
+      </w:r>
+      <w:r>
+        <w:rPr>
+          <w:rFonts w:hint="default"/>
+          <w:lang w:val="en-US"/>
+        </w:rPr>
+        <w:t xml:space="preserve">  "name": "Arjun",</w:t>
+      </w:r>
+      <w:r>
+        <w:rPr>
+          <w:rFonts w:hint="default"/>
+          <w:lang w:val="en-US"/>
+        </w:rPr>
+        <w:br w:type="textWrapping"/>
+      </w:r>
+      <w:r>
+        <w:rPr>
+          <w:rFonts w:hint="default"/>
+          <w:lang w:val="en-US"/>
+        </w:rPr>
+        <w:t xml:space="preserve">  "skills": {</w:t>
+      </w:r>
+      <w:r>
+        <w:rPr>
+          <w:rFonts w:hint="default"/>
+          <w:lang w:val="en-US"/>
+        </w:rPr>
+        <w:br w:type="textWrapping"/>
+      </w:r>
+      <w:r>
+        <w:rPr>
+          <w:rFonts w:hint="default"/>
+          <w:lang w:val="en-US"/>
+        </w:rPr>
+        <w:t xml:space="preserve">    "technical": [</w:t>
+      </w:r>
+      <w:r>
+        <w:rPr>
+          <w:rFonts w:hint="default"/>
+          <w:lang w:val="en-US"/>
+        </w:rPr>
+        <w:br w:type="textWrapping"/>
+      </w:r>
+      <w:r>
+        <w:rPr>
+          <w:rFonts w:hint="default"/>
+          <w:lang w:val="en-US"/>
+        </w:rPr>
+        <w:t xml:space="preserve">      "Java",</w:t>
+      </w:r>
+      <w:r>
+        <w:rPr>
+          <w:rFonts w:hint="default"/>
+          <w:lang w:val="en-US"/>
+        </w:rPr>
+        <w:br w:type="textWrapping"/>
+      </w:r>
+      <w:r>
+        <w:rPr>
+          <w:rFonts w:hint="default"/>
+          <w:lang w:val="en-US"/>
+        </w:rPr>
+        <w:t xml:space="preserve">      "Python"</w:t>
+      </w:r>
+      <w:r>
+        <w:rPr>
+          <w:rFonts w:hint="default"/>
+          <w:lang w:val="en-US"/>
+        </w:rPr>
+        <w:br w:type="textWrapping"/>
+      </w:r>
+      <w:r>
+        <w:rPr>
+          <w:rFonts w:hint="default"/>
+          <w:lang w:val="en-US"/>
+        </w:rPr>
+        <w:t xml:space="preserve">    ],</w:t>
+      </w:r>
+      <w:r>
+        <w:rPr>
+          <w:rFonts w:hint="default"/>
+          <w:lang w:val="en-US"/>
+        </w:rPr>
+        <w:br w:type="textWrapping"/>
+      </w:r>
+      <w:r>
+        <w:rPr>
+          <w:rFonts w:hint="default"/>
+          <w:lang w:val="en-US"/>
+        </w:rPr>
+        <w:t xml:space="preserve">    "soft": [</w:t>
+      </w:r>
+      <w:r>
+        <w:rPr>
+          <w:rFonts w:hint="default"/>
+          <w:lang w:val="en-US"/>
+        </w:rPr>
+        <w:br w:type="textWrapping"/>
+      </w:r>
+      <w:r>
+        <w:rPr>
+          <w:rFonts w:hint="default"/>
+          <w:lang w:val="en-US"/>
+        </w:rPr>
+        <w:t xml:space="preserve">      "Communication",</w:t>
+      </w:r>
+      <w:r>
+        <w:rPr>
+          <w:rFonts w:hint="default"/>
+          <w:lang w:val="en-US"/>
+        </w:rPr>
+        <w:br w:type="textWrapping"/>
+      </w:r>
+      <w:r>
+        <w:rPr>
+          <w:rFonts w:hint="default"/>
+          <w:lang w:val="en-US"/>
+        </w:rPr>
+        <w:t xml:space="preserve">      "Leadership"</w:t>
+      </w:r>
+      <w:r>
+        <w:rPr>
+          <w:rFonts w:hint="default"/>
+          <w:lang w:val="en-US"/>
+        </w:rPr>
+        <w:br w:type="textWrapping"/>
+      </w:r>
+      <w:r>
+        <w:rPr>
+          <w:rFonts w:hint="default"/>
+          <w:lang w:val="en-US"/>
+        </w:rPr>
+        <w:t xml:space="preserve">    ]</w:t>
+      </w:r>
+      <w:r>
+        <w:rPr>
+          <w:rFonts w:hint="default"/>
+          <w:lang w:val="en-US"/>
+        </w:rPr>
+        <w:br w:type="textWrapping"/>
+      </w:r>
+      <w:r>
+        <w:rPr>
+          <w:rFonts w:hint="default"/>
+          <w:lang w:val="en-US"/>
+        </w:rPr>
+        <w:t xml:space="preserve">  }</w:t>
+      </w:r>
+      <w:r>
+        <w:rPr>
+          <w:rFonts w:hint="default"/>
+          <w:lang w:val="en-US"/>
+        </w:rPr>
+        <w:br w:type="textWrapping"/>
+      </w:r>
+      <w:r>
+        <w:rPr>
+          <w:rFonts w:hint="default"/>
+          <w:lang w:val="en-US"/>
+        </w:rPr>
+        <w:t>}</w:t>
+      </w:r>
+    </w:p>
+    <w:p>
+      <w:pPr>
+        <w:rPr>
+          <w:rFonts w:hint="default"/>
+          <w:lang w:val="en-US"/>
+        </w:rPr>
+      </w:pPr>
+    </w:p>
+    <w:p>
+      <w:pPr>
+        <w:rPr>
+          <w:rFonts w:hint="default"/>
+          <w:lang w:val="en-US"/>
+        </w:rPr>
+      </w:pPr>
+    </w:p>
+    <w:p>
+      <w:pPr>
+        <w:rPr>
+          <w:rFonts w:hint="default"/>
+          <w:lang w:val="en-US"/>
+        </w:rPr>
+      </w:pPr>
+    </w:p>
+    <w:p>
+      <w:pPr>
+        <w:rPr>
+          <w:rFonts w:hint="default"/>
+          <w:lang w:val="en-US"/>
+        </w:rPr>
+      </w:pPr>
+    </w:p>
+    <w:p>
+      <w:pPr>
+        <w:rPr>
+          <w:rFonts w:hint="default"/>
+          <w:lang w:val="en-US"/>
+        </w:rPr>
+      </w:pPr>
+    </w:p>
+    <w:p>
+      <w:pPr>
+        <w:rPr>
+          <w:rFonts w:hint="default"/>
+          <w:lang w:val="en-US"/>
+        </w:rPr>
+      </w:pPr>
+    </w:p>
+    <w:p>
+      <w:pPr>
+        <w:rPr>
+          <w:rFonts w:hint="default"/>
+          <w:lang w:val="en-US"/>
+        </w:rPr>
+      </w:pPr>
       <w:r>
         <w:rPr>
           <w:rFonts w:hint="default"/>
@@ -69,28 +880,455 @@
           <w:lang w:val="en-US"/>
         </w:rPr>
       </w:pPr>
-      <w:r>
-        <w:rPr>
-          <w:rFonts w:hint="default"/>
-          <w:lang w:val="en-US"/>
-        </w:rPr>
-        <w:t>Case - 5 : empty array</w:t>
-      </w:r>
-    </w:p>
-    <w:p>
-      <w:pPr>
-        <w:rPr>
-          <w:rFonts w:hint="default"/>
-          <w:lang w:val="en-US"/>
-        </w:rPr>
-      </w:pPr>
-      <w:r>
-        <w:rPr>
-          <w:rFonts w:hint="default"/>
-          <w:lang w:val="en-US"/>
-        </w:rPr>
-        <w:t>Case - 6 : empty object</w:t>
-      </w:r>
+    </w:p>
+    <w:p>
+      <w:pPr>
+        <w:rPr>
+          <w:rFonts w:hint="default"/>
+          <w:lang w:val="en-US"/>
+        </w:rPr>
+      </w:pPr>
+      <w:r>
+        <w:rPr>
+          <w:rFonts w:hint="default"/>
+          <w:lang w:val="en-US"/>
+        </w:rPr>
+        <w:t>{</w:t>
+      </w:r>
+      <w:r>
+        <w:rPr>
+          <w:rFonts w:hint="default"/>
+          <w:lang w:val="en-US"/>
+        </w:rPr>
+        <w:br w:type="textWrapping"/>
+      </w:r>
+      <w:r>
+        <w:rPr>
+          <w:rFonts w:hint="default"/>
+          <w:lang w:val="en-US"/>
+        </w:rPr>
+        <w:t xml:space="preserve">  "userId": 1001,</w:t>
+      </w:r>
+      <w:r>
+        <w:rPr>
+          <w:rFonts w:hint="default"/>
+          <w:lang w:val="en-US"/>
+        </w:rPr>
+        <w:br w:type="textWrapping"/>
+      </w:r>
+      <w:r>
+        <w:rPr>
+          <w:rFonts w:hint="default"/>
+          <w:lang w:val="en-US"/>
+        </w:rPr>
+        <w:t xml:space="preserve">  "sessions": [</w:t>
+      </w:r>
+      <w:r>
+        <w:rPr>
+          <w:rFonts w:hint="default"/>
+          <w:lang w:val="en-US"/>
+        </w:rPr>
+        <w:br w:type="textWrapping"/>
+      </w:r>
+      <w:r>
+        <w:rPr>
+          <w:rFonts w:hint="default"/>
+          <w:lang w:val="en-US"/>
+        </w:rPr>
+        <w:t xml:space="preserve">    [</w:t>
+      </w:r>
+      <w:r>
+        <w:rPr>
+          <w:rFonts w:hint="default"/>
+          <w:lang w:val="en-US"/>
+        </w:rPr>
+        <w:br w:type="textWrapping"/>
+      </w:r>
+      <w:r>
+        <w:rPr>
+          <w:rFonts w:hint="default"/>
+          <w:lang w:val="en-US"/>
+        </w:rPr>
+        <w:t xml:space="preserve">      ["practice","Yoga"],</w:t>
+      </w:r>
+      <w:r>
+        <w:rPr>
+          <w:rFonts w:hint="default"/>
+          <w:lang w:val="en-US"/>
+        </w:rPr>
+        <w:br w:type="textWrapping"/>
+      </w:r>
+      <w:r>
+        <w:rPr>
+          <w:rFonts w:hint="default"/>
+          <w:lang w:val="en-US"/>
+        </w:rPr>
+        <w:t xml:space="preserve">      ["Running","Morning"]</w:t>
+      </w:r>
+      <w:r>
+        <w:rPr>
+          <w:rFonts w:hint="default"/>
+          <w:lang w:val="en-US"/>
+        </w:rPr>
+        <w:br w:type="textWrapping"/>
+      </w:r>
+      <w:r>
+        <w:rPr>
+          <w:rFonts w:hint="default"/>
+          <w:lang w:val="en-US"/>
+        </w:rPr>
+        <w:t xml:space="preserve">    ],</w:t>
+      </w:r>
+      <w:r>
+        <w:rPr>
+          <w:rFonts w:hint="default"/>
+          <w:lang w:val="en-US"/>
+        </w:rPr>
+        <w:br w:type="textWrapping"/>
+      </w:r>
+      <w:r>
+        <w:rPr>
+          <w:rFonts w:hint="default"/>
+          <w:lang w:val="en-US"/>
+        </w:rPr>
+        <w:t xml:space="preserve">    [</w:t>
+      </w:r>
+      <w:r>
+        <w:rPr>
+          <w:rFonts w:hint="default"/>
+          <w:lang w:val="en-US"/>
+        </w:rPr>
+        <w:br w:type="textWrapping"/>
+      </w:r>
+      <w:r>
+        <w:rPr>
+          <w:rFonts w:hint="default"/>
+          <w:lang w:val="en-US"/>
+        </w:rPr>
+        <w:t xml:space="preserve">      ["training"]</w:t>
+      </w:r>
+      <w:r>
+        <w:rPr>
+          <w:rFonts w:hint="default"/>
+          <w:lang w:val="en-US"/>
+        </w:rPr>
+        <w:br w:type="textWrapping"/>
+      </w:r>
+      <w:r>
+        <w:rPr>
+          <w:rFonts w:hint="default"/>
+          <w:lang w:val="en-US"/>
+        </w:rPr>
+        <w:t xml:space="preserve">    ]</w:t>
+      </w:r>
+      <w:r>
+        <w:rPr>
+          <w:rFonts w:hint="default"/>
+          <w:lang w:val="en-US"/>
+        </w:rPr>
+        <w:br w:type="textWrapping"/>
+      </w:r>
+      <w:r>
+        <w:rPr>
+          <w:rFonts w:hint="default"/>
+          <w:lang w:val="en-US"/>
+        </w:rPr>
+        <w:t xml:space="preserve">  ]</w:t>
+      </w:r>
+      <w:r>
+        <w:rPr>
+          <w:rFonts w:hint="default"/>
+          <w:lang w:val="en-US"/>
+        </w:rPr>
+        <w:br w:type="textWrapping"/>
+      </w:r>
+      <w:r>
+        <w:rPr>
+          <w:rFonts w:hint="default"/>
+          <w:lang w:val="en-US"/>
+        </w:rPr>
+        <w:t>}</w:t>
+      </w:r>
+    </w:p>
+    <w:p>
+      <w:pPr>
+        <w:rPr>
+          <w:rFonts w:hint="default"/>
+          <w:lang w:val="en-US"/>
+        </w:rPr>
+      </w:pPr>
+    </w:p>
+    <w:p>
+      <w:pPr>
+        <w:rPr>
+          <w:rFonts w:hint="default"/>
+          <w:lang w:val="en-US"/>
+        </w:rPr>
+      </w:pPr>
+      <w:r>
+        <w:rPr>
+          <w:rFonts w:hint="default"/>
+          <w:lang w:val="en-US"/>
+        </w:rPr>
+        <w:t>Expected Output :</w:t>
+      </w:r>
+    </w:p>
+    <w:p>
+      <w:pPr>
+        <w:rPr>
+          <w:rFonts w:hint="default"/>
+          <w:lang w:val="en-US"/>
+        </w:rPr>
+      </w:pPr>
+      <w:r>
+        <w:rPr>
+          <w:rFonts w:hint="default"/>
+          <w:lang w:val="en-US"/>
+        </w:rPr>
+        <w:br w:type="textWrapping"/>
+      </w:r>
+      <w:r>
+        <w:rPr>
+          <w:rFonts w:hint="default"/>
+          <w:lang w:val="en-US"/>
+        </w:rPr>
+        <w:t>userId,sessions</w:t>
+      </w:r>
+      <w:r>
+        <w:rPr>
+          <w:rFonts w:hint="default"/>
+          <w:lang w:val="en-US"/>
+        </w:rPr>
+        <w:br w:type="textWrapping"/>
+      </w:r>
+      <w:r>
+        <w:rPr>
+          <w:rFonts w:hint="default"/>
+          <w:lang w:val="en-US"/>
+        </w:rPr>
+        <w:t>1001,practice|Yoga</w:t>
+      </w:r>
+    </w:p>
+    <w:p>
+      <w:pPr>
+        <w:rPr>
+          <w:rFonts w:hint="default"/>
+          <w:lang w:val="en-US"/>
+        </w:rPr>
+      </w:pPr>
+      <w:r>
+        <w:rPr>
+          <w:rFonts w:hint="default"/>
+          <w:lang w:val="en-US"/>
+        </w:rPr>
+        <w:t>1001 ,Running|Morning</w:t>
+      </w:r>
+    </w:p>
+    <w:p>
+      <w:pPr>
+        <w:rPr>
+          <w:rFonts w:hint="default"/>
+          <w:lang w:val="en-US"/>
+        </w:rPr>
+      </w:pPr>
+      <w:r>
+        <w:rPr>
+          <w:rFonts w:hint="default"/>
+          <w:lang w:val="en-US"/>
+        </w:rPr>
+        <w:t>1001,training</w:t>
+      </w:r>
+    </w:p>
+    <w:p>
+      <w:pPr>
+        <w:rPr>
+          <w:rFonts w:hint="default"/>
+          <w:lang w:val="en-US"/>
+        </w:rPr>
+      </w:pPr>
+    </w:p>
+    <w:p>
+      <w:pPr>
+        <w:rPr>
+          <w:rFonts w:hint="default"/>
+          <w:lang w:val="en-US"/>
+        </w:rPr>
+      </w:pPr>
+      <w:r>
+        <w:rPr>
+          <w:rFonts w:hint="default"/>
+          <w:lang w:val="en-US"/>
+        </w:rPr>
+        <w:t>Case - 5 : empty array  &amp;  Case - 6 : empty object</w:t>
+      </w:r>
+    </w:p>
+    <w:p>
+      <w:pPr>
+        <w:rPr>
+          <w:rFonts w:hint="default"/>
+          <w:lang w:val="en-US"/>
+        </w:rPr>
+      </w:pPr>
+    </w:p>
+    <w:p>
+      <w:pPr>
+        <w:rPr>
+          <w:rFonts w:hint="default"/>
+          <w:lang w:val="en-US"/>
+        </w:rPr>
+      </w:pPr>
+      <w:r>
+        <w:drawing>
+          <wp:anchor distT="0" distB="0" distL="114300" distR="114300" simplePos="0" relativeHeight="251661312" behindDoc="0" locked="0" layoutInCell="1" allowOverlap="1">
+            <wp:simplePos x="0" y="0"/>
+            <wp:positionH relativeFrom="column">
+              <wp:posOffset>2129790</wp:posOffset>
+            </wp:positionH>
+            <wp:positionV relativeFrom="paragraph">
+              <wp:posOffset>26670</wp:posOffset>
+            </wp:positionV>
+            <wp:extent cx="2480310" cy="760095"/>
+            <wp:effectExtent l="0" t="0" r="8890" b="1905"/>
+            <wp:wrapSquare wrapText="bothSides"/>
+            <wp:docPr id="5" name="Picture 5"/>
+            <wp:cNvGraphicFramePr>
+              <a:graphicFrameLocks xmlns:a="http://schemas.openxmlformats.org/drawingml/2006/main" noChangeAspect="1"/>
+            </wp:cNvGraphicFramePr>
+            <a:graphic xmlns:a="http://schemas.openxmlformats.org/drawingml/2006/main">
+              <a:graphicData uri="http://schemas.openxmlformats.org/drawingml/2006/picture">
+                <pic:pic xmlns:pic="http://schemas.openxmlformats.org/drawingml/2006/picture">
+                  <pic:nvPicPr>
+                    <pic:cNvPr id="5" name="Picture 5"/>
+                    <pic:cNvPicPr>
+                      <a:picLocks noChangeAspect="1"/>
+                    </pic:cNvPicPr>
+                  </pic:nvPicPr>
+                  <pic:blipFill>
+                    <a:blip r:embed="rId6"/>
+                    <a:stretch>
+                      <a:fillRect/>
+                    </a:stretch>
+                  </pic:blipFill>
+                  <pic:spPr>
+                    <a:xfrm>
+                      <a:off x="0" y="0"/>
+                      <a:ext cx="2480310" cy="760095"/>
+                    </a:xfrm>
+                    <a:prstGeom prst="rect">
+                      <a:avLst/>
+                    </a:prstGeom>
+                    <a:noFill/>
+                    <a:ln>
+                      <a:noFill/>
+                    </a:ln>
+                  </pic:spPr>
+                </pic:pic>
+              </a:graphicData>
+            </a:graphic>
+          </wp:anchor>
+        </w:drawing>
+      </w:r>
+      <w:r>
+        <w:rPr>
+          <w:rFonts w:hint="default"/>
+          <w:lang w:val="en-US"/>
+        </w:rPr>
+        <w:t>{</w:t>
+      </w:r>
+      <w:r>
+        <w:rPr>
+          <w:rFonts w:hint="default"/>
+          <w:lang w:val="en-US"/>
+        </w:rPr>
+        <w:br w:type="textWrapping"/>
+      </w:r>
+      <w:r>
+        <w:rPr>
+          <w:rFonts w:hint="default"/>
+          <w:lang w:val="en-US"/>
+        </w:rPr>
+        <w:t xml:space="preserve">  "id": 1,</w:t>
+      </w:r>
+      <w:r>
+        <w:rPr>
+          <w:rFonts w:hint="default"/>
+          <w:lang w:val="en-US"/>
+        </w:rPr>
+        <w:br w:type="textWrapping"/>
+      </w:r>
+      <w:r>
+        <w:rPr>
+          <w:rFonts w:hint="default"/>
+          <w:lang w:val="en-US"/>
+        </w:rPr>
+        <w:t xml:space="preserve">  "name": "Arjun",</w:t>
+      </w:r>
+      <w:r>
+        <w:rPr>
+          <w:rFonts w:hint="default"/>
+          <w:lang w:val="en-US"/>
+        </w:rPr>
+        <w:br w:type="textWrapping"/>
+      </w:r>
+      <w:r>
+        <w:rPr>
+          <w:rFonts w:hint="default"/>
+          <w:lang w:val="en-US"/>
+        </w:rPr>
+        <w:t xml:space="preserve">  "projects": [],</w:t>
+      </w:r>
+      <w:r>
+        <w:rPr>
+          <w:rFonts w:hint="default"/>
+          <w:lang w:val="en-US"/>
+        </w:rPr>
+        <w:br w:type="textWrapping"/>
+      </w:r>
+      <w:r>
+        <w:rPr>
+          <w:rFonts w:hint="default"/>
+          <w:lang w:val="en-US"/>
+        </w:rPr>
+        <w:t xml:space="preserve">  "profile": {}</w:t>
+      </w:r>
+      <w:r>
+        <w:rPr>
+          <w:rFonts w:hint="default"/>
+          <w:lang w:val="en-US"/>
+        </w:rPr>
+        <w:br w:type="textWrapping"/>
+      </w:r>
+      <w:r>
+        <w:rPr>
+          <w:rFonts w:hint="default"/>
+          <w:lang w:val="en-US"/>
+        </w:rPr>
+        <w:t>}</w:t>
+      </w:r>
+    </w:p>
+    <w:p>
+      <w:pPr>
+        <w:rPr>
+          <w:rFonts w:hint="default"/>
+          <w:lang w:val="en-US"/>
+        </w:rPr>
+      </w:pPr>
+    </w:p>
+    <w:p>
+      <w:pPr>
+        <w:rPr>
+          <w:rFonts w:hint="default"/>
+          <w:lang w:val="en-US"/>
+        </w:rPr>
+      </w:pPr>
+    </w:p>
+    <w:p>
+      <w:pPr>
+        <w:rPr>
+          <w:rFonts w:hint="default"/>
+          <w:lang w:val="en-US"/>
+        </w:rPr>
+      </w:pPr>
     </w:p>
     <w:p>
       <w:pPr>
@@ -114,43 +1352,635 @@
           <w:lang w:val="en-US"/>
         </w:rPr>
       </w:pPr>
-      <w:r>
-        <w:rPr>
-          <w:rFonts w:hint="default"/>
-          <w:lang w:val="en-US"/>
-        </w:rPr>
-        <w:t xml:space="preserve">Case - 8 : empty field </w:t>
-      </w:r>
-    </w:p>
-    <w:p>
-      <w:pPr>
-        <w:rPr>
-          <w:rFonts w:hint="default"/>
-          <w:lang w:val="en-US"/>
-        </w:rPr>
-      </w:pPr>
-      <w:r>
-        <w:rPr>
-          <w:rFonts w:hint="default"/>
-          <w:lang w:val="en-US"/>
-        </w:rPr>
-        <w:t>Case - 9 : null value</w:t>
-      </w:r>
-    </w:p>
-    <w:p>
-      <w:pPr>
-        <w:rPr>
-          <w:rFonts w:hint="default"/>
-          <w:lang w:val="en-US"/>
-        </w:rPr>
-      </w:pPr>
-      <w:r>
-        <w:rPr>
-          <w:rFonts w:hint="default"/>
-          <w:lang w:val="en-US"/>
-        </w:rPr>
-        <w:t>Case - 10 : boolean value</w:t>
-      </w:r>
+    </w:p>
+    <w:p>
+      <w:pPr>
+        <w:rPr>
+          <w:rFonts w:hint="default"/>
+          <w:lang w:val="en-US"/>
+        </w:rPr>
+      </w:pPr>
+      <w:r>
+        <w:drawing>
+          <wp:anchor distT="0" distB="0" distL="114300" distR="114300" simplePos="0" relativeHeight="251662336" behindDoc="0" locked="0" layoutInCell="1" allowOverlap="1">
+            <wp:simplePos x="0" y="0"/>
+            <wp:positionH relativeFrom="column">
+              <wp:posOffset>2791460</wp:posOffset>
+            </wp:positionH>
+            <wp:positionV relativeFrom="paragraph">
+              <wp:posOffset>153035</wp:posOffset>
+            </wp:positionV>
+            <wp:extent cx="2016760" cy="1336040"/>
+            <wp:effectExtent l="0" t="0" r="2540" b="10160"/>
+            <wp:wrapSquare wrapText="bothSides"/>
+            <wp:docPr id="6" name="Picture 6"/>
+            <wp:cNvGraphicFramePr>
+              <a:graphicFrameLocks xmlns:a="http://schemas.openxmlformats.org/drawingml/2006/main" noChangeAspect="1"/>
+            </wp:cNvGraphicFramePr>
+            <a:graphic xmlns:a="http://schemas.openxmlformats.org/drawingml/2006/main">
+              <a:graphicData uri="http://schemas.openxmlformats.org/drawingml/2006/picture">
+                <pic:pic xmlns:pic="http://schemas.openxmlformats.org/drawingml/2006/picture">
+                  <pic:nvPicPr>
+                    <pic:cNvPr id="6" name="Picture 6"/>
+                    <pic:cNvPicPr>
+                      <a:picLocks noChangeAspect="1"/>
+                    </pic:cNvPicPr>
+                  </pic:nvPicPr>
+                  <pic:blipFill>
+                    <a:blip r:embed="rId7"/>
+                    <a:stretch>
+                      <a:fillRect/>
+                    </a:stretch>
+                  </pic:blipFill>
+                  <pic:spPr>
+                    <a:xfrm>
+                      <a:off x="0" y="0"/>
+                      <a:ext cx="2016760" cy="1336040"/>
+                    </a:xfrm>
+                    <a:prstGeom prst="rect">
+                      <a:avLst/>
+                    </a:prstGeom>
+                    <a:noFill/>
+                    <a:ln>
+                      <a:noFill/>
+                    </a:ln>
+                  </pic:spPr>
+                </pic:pic>
+              </a:graphicData>
+            </a:graphic>
+          </wp:anchor>
+        </w:drawing>
+      </w:r>
+      <w:r>
+        <w:rPr>
+          <w:rFonts w:hint="default"/>
+          <w:lang w:val="en-US"/>
+        </w:rPr>
+        <w:t>[</w:t>
+      </w:r>
+      <w:r>
+        <w:rPr>
+          <w:rFonts w:hint="default"/>
+          <w:lang w:val="en-US"/>
+        </w:rPr>
+        <w:br w:type="textWrapping"/>
+      </w:r>
+      <w:r>
+        <w:rPr>
+          <w:rFonts w:hint="default"/>
+          <w:lang w:val="en-US"/>
+        </w:rPr>
+        <w:t xml:space="preserve">  {</w:t>
+      </w:r>
+      <w:r>
+        <w:rPr>
+          <w:rFonts w:hint="default"/>
+          <w:lang w:val="en-US"/>
+        </w:rPr>
+        <w:br w:type="textWrapping"/>
+      </w:r>
+      <w:r>
+        <w:rPr>
+          <w:rFonts w:hint="default"/>
+          <w:lang w:val="en-US"/>
+        </w:rPr>
+        <w:t xml:space="preserve">    "id": 1,</w:t>
+      </w:r>
+      <w:r>
+        <w:rPr>
+          <w:rFonts w:hint="default"/>
+          <w:lang w:val="en-US"/>
+        </w:rPr>
+        <w:br w:type="textWrapping"/>
+      </w:r>
+      <w:r>
+        <w:rPr>
+          <w:rFonts w:hint="default"/>
+          <w:lang w:val="en-US"/>
+        </w:rPr>
+        <w:t xml:space="preserve">    "tags": [</w:t>
+      </w:r>
+      <w:r>
+        <w:rPr>
+          <w:rFonts w:hint="default"/>
+          <w:lang w:val="en-US"/>
+        </w:rPr>
+        <w:br w:type="textWrapping"/>
+      </w:r>
+      <w:r>
+        <w:rPr>
+          <w:rFonts w:hint="default"/>
+          <w:lang w:val="en-US"/>
+        </w:rPr>
+        <w:t xml:space="preserve">      "tech",</w:t>
+      </w:r>
+      <w:r>
+        <w:rPr>
+          <w:rFonts w:hint="default"/>
+          <w:lang w:val="en-US"/>
+        </w:rPr>
+        <w:br w:type="textWrapping"/>
+      </w:r>
+      <w:r>
+        <w:rPr>
+          <w:rFonts w:hint="default"/>
+          <w:lang w:val="en-US"/>
+        </w:rPr>
+        <w:t xml:space="preserve">      "backend",</w:t>
+      </w:r>
+      <w:r>
+        <w:rPr>
+          <w:rFonts w:hint="default"/>
+          <w:lang w:val="en-US"/>
+        </w:rPr>
+        <w:br w:type="textWrapping"/>
+      </w:r>
+      <w:r>
+        <w:rPr>
+          <w:rFonts w:hint="default"/>
+          <w:lang w:val="en-US"/>
+        </w:rPr>
+        <w:t xml:space="preserve">      "api"</w:t>
+      </w:r>
+      <w:r>
+        <w:rPr>
+          <w:rFonts w:hint="default"/>
+          <w:lang w:val="en-US"/>
+        </w:rPr>
+        <w:br w:type="textWrapping"/>
+      </w:r>
+      <w:r>
+        <w:rPr>
+          <w:rFonts w:hint="default"/>
+          <w:lang w:val="en-US"/>
+        </w:rPr>
+        <w:t xml:space="preserve">    ]</w:t>
+      </w:r>
+      <w:r>
+        <w:rPr>
+          <w:rFonts w:hint="default"/>
+          <w:lang w:val="en-US"/>
+        </w:rPr>
+        <w:br w:type="textWrapping"/>
+      </w:r>
+      <w:r>
+        <w:rPr>
+          <w:rFonts w:hint="default"/>
+          <w:lang w:val="en-US"/>
+        </w:rPr>
+        <w:t xml:space="preserve">  },</w:t>
+      </w:r>
+      <w:r>
+        <w:rPr>
+          <w:rFonts w:hint="default"/>
+          <w:lang w:val="en-US"/>
+        </w:rPr>
+        <w:br w:type="textWrapping"/>
+      </w:r>
+      <w:r>
+        <w:rPr>
+          <w:rFonts w:hint="default"/>
+          <w:lang w:val="en-US"/>
+        </w:rPr>
+        <w:t xml:space="preserve">  {</w:t>
+      </w:r>
+      <w:r>
+        <w:rPr>
+          <w:rFonts w:hint="default"/>
+          <w:lang w:val="en-US"/>
+        </w:rPr>
+        <w:br w:type="textWrapping"/>
+      </w:r>
+      <w:r>
+        <w:rPr>
+          <w:rFonts w:hint="default"/>
+          <w:lang w:val="en-US"/>
+        </w:rPr>
+        <w:t xml:space="preserve">    "id": 2,</w:t>
+      </w:r>
+      <w:r>
+        <w:rPr>
+          <w:rFonts w:hint="default"/>
+          <w:lang w:val="en-US"/>
+        </w:rPr>
+        <w:br w:type="textWrapping"/>
+      </w:r>
+      <w:r>
+        <w:rPr>
+          <w:rFonts w:hint="default"/>
+          <w:lang w:val="en-US"/>
+        </w:rPr>
+        <w:t xml:space="preserve">    "tags": [</w:t>
+      </w:r>
+      <w:r>
+        <w:rPr>
+          <w:rFonts w:hint="default"/>
+          <w:lang w:val="en-US"/>
+        </w:rPr>
+        <w:br w:type="textWrapping"/>
+      </w:r>
+      <w:r>
+        <w:rPr>
+          <w:rFonts w:hint="default"/>
+          <w:lang w:val="en-US"/>
+        </w:rPr>
+        <w:t xml:space="preserve">      "tech-2",</w:t>
+      </w:r>
+      <w:r>
+        <w:rPr>
+          <w:rFonts w:hint="default"/>
+          <w:lang w:val="en-US"/>
+        </w:rPr>
+        <w:br w:type="textWrapping"/>
+      </w:r>
+      <w:r>
+        <w:rPr>
+          <w:rFonts w:hint="default"/>
+          <w:lang w:val="en-US"/>
+        </w:rPr>
+        <w:t xml:space="preserve">      "backend",</w:t>
+      </w:r>
+      <w:r>
+        <w:rPr>
+          <w:rFonts w:hint="default"/>
+          <w:lang w:val="en-US"/>
+        </w:rPr>
+        <w:br w:type="textWrapping"/>
+      </w:r>
+      <w:r>
+        <w:rPr>
+          <w:rFonts w:hint="default"/>
+          <w:lang w:val="en-US"/>
+        </w:rPr>
+        <w:t xml:space="preserve">      "api"</w:t>
+      </w:r>
+      <w:r>
+        <w:rPr>
+          <w:rFonts w:hint="default"/>
+          <w:lang w:val="en-US"/>
+        </w:rPr>
+        <w:br w:type="textWrapping"/>
+      </w:r>
+      <w:r>
+        <w:rPr>
+          <w:rFonts w:hint="default"/>
+          <w:lang w:val="en-US"/>
+        </w:rPr>
+        <w:t xml:space="preserve">    ]</w:t>
+      </w:r>
+      <w:r>
+        <w:rPr>
+          <w:rFonts w:hint="default"/>
+          <w:lang w:val="en-US"/>
+        </w:rPr>
+        <w:br w:type="textWrapping"/>
+      </w:r>
+      <w:r>
+        <w:rPr>
+          <w:rFonts w:hint="default"/>
+          <w:lang w:val="en-US"/>
+        </w:rPr>
+        <w:t xml:space="preserve">  },</w:t>
+      </w:r>
+      <w:r>
+        <w:rPr>
+          <w:rFonts w:hint="default"/>
+          <w:lang w:val="en-US"/>
+        </w:rPr>
+        <w:br w:type="textWrapping"/>
+      </w:r>
+      <w:r>
+        <w:rPr>
+          <w:rFonts w:hint="default"/>
+          <w:lang w:val="en-US"/>
+        </w:rPr>
+        <w:t xml:space="preserve">  {</w:t>
+      </w:r>
+      <w:r>
+        <w:rPr>
+          <w:rFonts w:hint="default"/>
+          <w:lang w:val="en-US"/>
+        </w:rPr>
+        <w:br w:type="textWrapping"/>
+      </w:r>
+      <w:r>
+        <w:rPr>
+          <w:rFonts w:hint="default"/>
+          <w:lang w:val="en-US"/>
+        </w:rPr>
+        <w:t xml:space="preserve">    "id": 3,</w:t>
+      </w:r>
+      <w:r>
+        <w:rPr>
+          <w:rFonts w:hint="default"/>
+          <w:lang w:val="en-US"/>
+        </w:rPr>
+        <w:br w:type="textWrapping"/>
+      </w:r>
+      <w:r>
+        <w:rPr>
+          <w:rFonts w:hint="default"/>
+          <w:lang w:val="en-US"/>
+        </w:rPr>
+        <w:t xml:space="preserve">    "tags": [</w:t>
+      </w:r>
+      <w:r>
+        <w:rPr>
+          <w:rFonts w:hint="default"/>
+          <w:lang w:val="en-US"/>
+        </w:rPr>
+        <w:br w:type="textWrapping"/>
+      </w:r>
+      <w:r>
+        <w:rPr>
+          <w:rFonts w:hint="default"/>
+          <w:lang w:val="en-US"/>
+        </w:rPr>
+        <w:t xml:space="preserve">      "tech-3",</w:t>
+      </w:r>
+      <w:r>
+        <w:rPr>
+          <w:rFonts w:hint="default"/>
+          <w:lang w:val="en-US"/>
+        </w:rPr>
+        <w:br w:type="textWrapping"/>
+      </w:r>
+      <w:r>
+        <w:rPr>
+          <w:rFonts w:hint="default"/>
+          <w:lang w:val="en-US"/>
+        </w:rPr>
+        <w:t xml:space="preserve">      "backend",</w:t>
+      </w:r>
+      <w:r>
+        <w:rPr>
+          <w:rFonts w:hint="default"/>
+          <w:lang w:val="en-US"/>
+        </w:rPr>
+        <w:br w:type="textWrapping"/>
+      </w:r>
+      <w:r>
+        <w:rPr>
+          <w:rFonts w:hint="default"/>
+          <w:lang w:val="en-US"/>
+        </w:rPr>
+        <w:t xml:space="preserve">      "api"</w:t>
+      </w:r>
+      <w:r>
+        <w:rPr>
+          <w:rFonts w:hint="default"/>
+          <w:lang w:val="en-US"/>
+        </w:rPr>
+        <w:br w:type="textWrapping"/>
+      </w:r>
+      <w:r>
+        <w:rPr>
+          <w:rFonts w:hint="default"/>
+          <w:lang w:val="en-US"/>
+        </w:rPr>
+        <w:t xml:space="preserve">    ]</w:t>
+      </w:r>
+      <w:r>
+        <w:rPr>
+          <w:rFonts w:hint="default"/>
+          <w:lang w:val="en-US"/>
+        </w:rPr>
+        <w:br w:type="textWrapping"/>
+      </w:r>
+      <w:r>
+        <w:rPr>
+          <w:rFonts w:hint="default"/>
+          <w:lang w:val="en-US"/>
+        </w:rPr>
+        <w:t xml:space="preserve">  }</w:t>
+      </w:r>
+      <w:r>
+        <w:rPr>
+          <w:rFonts w:hint="default"/>
+          <w:lang w:val="en-US"/>
+        </w:rPr>
+        <w:br w:type="textWrapping"/>
+      </w:r>
+      <w:r>
+        <w:rPr>
+          <w:rFonts w:hint="default"/>
+          <w:lang w:val="en-US"/>
+        </w:rPr>
+        <w:t>]</w:t>
+      </w:r>
+    </w:p>
+    <w:p>
+      <w:pPr>
+        <w:rPr>
+          <w:rFonts w:hint="default"/>
+          <w:lang w:val="en-US"/>
+        </w:rPr>
+      </w:pPr>
+    </w:p>
+    <w:p>
+      <w:pPr>
+        <w:rPr>
+          <w:rFonts w:hint="default"/>
+          <w:lang w:val="en-US"/>
+        </w:rPr>
+      </w:pPr>
+    </w:p>
+    <w:p>
+      <w:pPr>
+        <w:rPr>
+          <w:rFonts w:hint="default"/>
+          <w:lang w:val="en-US"/>
+        </w:rPr>
+      </w:pPr>
+    </w:p>
+    <w:p>
+      <w:pPr>
+        <w:rPr>
+          <w:rFonts w:hint="default"/>
+          <w:lang w:val="en-US"/>
+        </w:rPr>
+      </w:pPr>
+      <w:r>
+        <w:rPr>
+          <w:rFonts w:hint="default"/>
+          <w:lang w:val="en-US"/>
+        </w:rPr>
+        <w:t>Case - 8 : empty field  &amp;  Case - 9 : null value &amp; Case - 10 : boolean value</w:t>
+      </w:r>
+    </w:p>
+    <w:p>
+      <w:pPr>
+        <w:rPr>
+          <w:rFonts w:hint="default"/>
+          <w:lang w:val="en-US"/>
+        </w:rPr>
+      </w:pPr>
+    </w:p>
+    <w:p>
+      <w:pPr>
+        <w:rPr>
+          <w:rFonts w:hint="default"/>
+          <w:lang w:val="en-US"/>
+        </w:rPr>
+      </w:pPr>
+      <w:r>
+        <w:drawing>
+          <wp:anchor distT="0" distB="0" distL="114300" distR="114300" simplePos="0" relativeHeight="251663360" behindDoc="0" locked="0" layoutInCell="1" allowOverlap="1">
+            <wp:simplePos x="0" y="0"/>
+            <wp:positionH relativeFrom="column">
+              <wp:posOffset>1898015</wp:posOffset>
+            </wp:positionH>
+            <wp:positionV relativeFrom="paragraph">
+              <wp:posOffset>175260</wp:posOffset>
+            </wp:positionV>
+            <wp:extent cx="3473450" cy="864870"/>
+            <wp:effectExtent l="0" t="0" r="6350" b="11430"/>
+            <wp:wrapSquare wrapText="bothSides"/>
+            <wp:docPr id="7" name="Picture 7"/>
+            <wp:cNvGraphicFramePr>
+              <a:graphicFrameLocks xmlns:a="http://schemas.openxmlformats.org/drawingml/2006/main" noChangeAspect="1"/>
+            </wp:cNvGraphicFramePr>
+            <a:graphic xmlns:a="http://schemas.openxmlformats.org/drawingml/2006/main">
+              <a:graphicData uri="http://schemas.openxmlformats.org/drawingml/2006/picture">
+                <pic:pic xmlns:pic="http://schemas.openxmlformats.org/drawingml/2006/picture">
+                  <pic:nvPicPr>
+                    <pic:cNvPr id="7" name="Picture 7"/>
+                    <pic:cNvPicPr>
+                      <a:picLocks noChangeAspect="1"/>
+                    </pic:cNvPicPr>
+                  </pic:nvPicPr>
+                  <pic:blipFill>
+                    <a:blip r:embed="rId8"/>
+                    <a:stretch>
+                      <a:fillRect/>
+                    </a:stretch>
+                  </pic:blipFill>
+                  <pic:spPr>
+                    <a:xfrm>
+                      <a:off x="0" y="0"/>
+                      <a:ext cx="3473450" cy="864870"/>
+                    </a:xfrm>
+                    <a:prstGeom prst="rect">
+                      <a:avLst/>
+                    </a:prstGeom>
+                    <a:noFill/>
+                    <a:ln>
+                      <a:noFill/>
+                    </a:ln>
+                  </pic:spPr>
+                </pic:pic>
+              </a:graphicData>
+            </a:graphic>
+          </wp:anchor>
+        </w:drawing>
+      </w:r>
+      <w:r>
+        <w:rPr>
+          <w:rFonts w:hint="default"/>
+          <w:lang w:val="en-US"/>
+        </w:rPr>
+        <w:t>{</w:t>
+      </w:r>
+      <w:r>
+        <w:rPr>
+          <w:rFonts w:hint="default"/>
+          <w:lang w:val="en-US"/>
+        </w:rPr>
+        <w:br w:type="textWrapping"/>
+      </w:r>
+      <w:r>
+        <w:rPr>
+          <w:rFonts w:hint="default"/>
+          <w:lang w:val="en-US"/>
+        </w:rPr>
+        <w:t xml:space="preserve">  "id": 1,</w:t>
+      </w:r>
+      <w:r>
+        <w:rPr>
+          <w:rFonts w:hint="default"/>
+          <w:lang w:val="en-US"/>
+        </w:rPr>
+        <w:br w:type="textWrapping"/>
+      </w:r>
+      <w:r>
+        <w:rPr>
+          <w:rFonts w:hint="default"/>
+          <w:lang w:val="en-US"/>
+        </w:rPr>
+        <w:t xml:space="preserve">  "name": "",</w:t>
+      </w:r>
+      <w:r>
+        <w:rPr>
+          <w:rFonts w:hint="default"/>
+          <w:lang w:val="en-US"/>
+        </w:rPr>
+        <w:br w:type="textWrapping"/>
+      </w:r>
+      <w:r>
+        <w:rPr>
+          <w:rFonts w:hint="default"/>
+          <w:lang w:val="en-US"/>
+        </w:rPr>
+        <w:t xml:space="preserve">  "middleName": null,</w:t>
+      </w:r>
+      <w:r>
+        <w:rPr>
+          <w:rFonts w:hint="default"/>
+          <w:lang w:val="en-US"/>
+        </w:rPr>
+        <w:br w:type="textWrapping"/>
+      </w:r>
+      <w:r>
+        <w:rPr>
+          <w:rFonts w:hint="default"/>
+          <w:lang w:val="en-US"/>
+        </w:rPr>
+        <w:t xml:space="preserve">  "isActive": true,</w:t>
+      </w:r>
+      <w:r>
+        <w:rPr>
+          <w:rFonts w:hint="default"/>
+          <w:lang w:val="en-US"/>
+        </w:rPr>
+        <w:br w:type="textWrapping"/>
+      </w:r>
+      <w:r>
+        <w:rPr>
+          <w:rFonts w:hint="default"/>
+          <w:lang w:val="en-US"/>
+        </w:rPr>
+        <w:t xml:space="preserve">  "isVerified": false</w:t>
+      </w:r>
+      <w:r>
+        <w:rPr>
+          <w:rFonts w:hint="default"/>
+          <w:lang w:val="en-US"/>
+        </w:rPr>
+        <w:br w:type="textWrapping"/>
+      </w:r>
+      <w:r>
+        <w:rPr>
+          <w:rFonts w:hint="default"/>
+          <w:lang w:val="en-US"/>
+        </w:rPr>
+        <w:t>}</w:t>
+      </w:r>
+    </w:p>
+    <w:p>
+      <w:pPr>
+        <w:rPr>
+          <w:rFonts w:hint="default"/>
+          <w:lang w:val="en-US"/>
+        </w:rPr>
+      </w:pPr>
+    </w:p>
+    <w:p>
+      <w:pPr>
+        <w:rPr>
+          <w:rFonts w:hint="default"/>
+          <w:lang w:val="en-US"/>
+        </w:rPr>
+      </w:pPr>
     </w:p>
     <w:p>
       <w:pPr>
@@ -175,6 +2005,216 @@
         </w:rPr>
       </w:pPr>
       <w:r>
+        <w:drawing>
+          <wp:anchor distT="0" distB="0" distL="114300" distR="114300" simplePos="0" relativeHeight="251664384" behindDoc="0" locked="0" layoutInCell="1" allowOverlap="1">
+            <wp:simplePos x="0" y="0"/>
+            <wp:positionH relativeFrom="column">
+              <wp:posOffset>1792605</wp:posOffset>
+            </wp:positionH>
+            <wp:positionV relativeFrom="paragraph">
+              <wp:posOffset>57785</wp:posOffset>
+            </wp:positionV>
+            <wp:extent cx="1396365" cy="1212850"/>
+            <wp:effectExtent l="0" t="0" r="635" b="6350"/>
+            <wp:wrapSquare wrapText="bothSides"/>
+            <wp:docPr id="8" name="Picture 8"/>
+            <wp:cNvGraphicFramePr>
+              <a:graphicFrameLocks xmlns:a="http://schemas.openxmlformats.org/drawingml/2006/main" noChangeAspect="1"/>
+            </wp:cNvGraphicFramePr>
+            <a:graphic xmlns:a="http://schemas.openxmlformats.org/drawingml/2006/main">
+              <a:graphicData uri="http://schemas.openxmlformats.org/drawingml/2006/picture">
+                <pic:pic xmlns:pic="http://schemas.openxmlformats.org/drawingml/2006/picture">
+                  <pic:nvPicPr>
+                    <pic:cNvPr id="8" name="Picture 8"/>
+                    <pic:cNvPicPr>
+                      <a:picLocks noChangeAspect="1"/>
+                    </pic:cNvPicPr>
+                  </pic:nvPicPr>
+                  <pic:blipFill>
+                    <a:blip r:embed="rId9"/>
+                    <a:stretch>
+                      <a:fillRect/>
+                    </a:stretch>
+                  </pic:blipFill>
+                  <pic:spPr>
+                    <a:xfrm>
+                      <a:off x="0" y="0"/>
+                      <a:ext cx="1396365" cy="1212850"/>
+                    </a:xfrm>
+                    <a:prstGeom prst="rect">
+                      <a:avLst/>
+                    </a:prstGeom>
+                    <a:noFill/>
+                    <a:ln>
+                      <a:noFill/>
+                    </a:ln>
+                  </pic:spPr>
+                </pic:pic>
+              </a:graphicData>
+            </a:graphic>
+          </wp:anchor>
+        </w:drawing>
+      </w:r>
+    </w:p>
+    <w:p>
+      <w:pPr>
+        <w:rPr>
+          <w:rFonts w:hint="default"/>
+          <w:lang w:val="en-US"/>
+        </w:rPr>
+      </w:pPr>
+      <w:r>
+        <w:rPr>
+          <w:rFonts w:hint="default"/>
+          <w:lang w:val="en-US"/>
+        </w:rPr>
+        <w:t>[</w:t>
+      </w:r>
+      <w:r>
+        <w:rPr>
+          <w:rFonts w:hint="default"/>
+          <w:lang w:val="en-US"/>
+        </w:rPr>
+        <w:br w:type="textWrapping"/>
+      </w:r>
+      <w:r>
+        <w:rPr>
+          <w:rFonts w:hint="default"/>
+          <w:lang w:val="en-US"/>
+        </w:rPr>
+        <w:t xml:space="preserve">  {</w:t>
+      </w:r>
+      <w:r>
+        <w:rPr>
+          <w:rFonts w:hint="default"/>
+          <w:lang w:val="en-US"/>
+        </w:rPr>
+        <w:br w:type="textWrapping"/>
+      </w:r>
+      <w:r>
+        <w:rPr>
+          <w:rFonts w:hint="default"/>
+          <w:lang w:val="en-US"/>
+        </w:rPr>
+        <w:t xml:space="preserve">    "id": 1,</w:t>
+      </w:r>
+      <w:r>
+        <w:rPr>
+          <w:rFonts w:hint="default"/>
+          <w:lang w:val="en-US"/>
+        </w:rPr>
+        <w:br w:type="textWrapping"/>
+      </w:r>
+      <w:r>
+        <w:rPr>
+          <w:rFonts w:hint="default"/>
+          <w:lang w:val="en-US"/>
+        </w:rPr>
+        <w:t xml:space="preserve">    "name": "Arjun"</w:t>
+      </w:r>
+      <w:r>
+        <w:rPr>
+          <w:rFonts w:hint="default"/>
+          <w:lang w:val="en-US"/>
+        </w:rPr>
+        <w:br w:type="textWrapping"/>
+      </w:r>
+      <w:r>
+        <w:rPr>
+          <w:rFonts w:hint="default"/>
+          <w:lang w:val="en-US"/>
+        </w:rPr>
+        <w:t xml:space="preserve">  },</w:t>
+      </w:r>
+      <w:r>
+        <w:rPr>
+          <w:rFonts w:hint="default"/>
+          <w:lang w:val="en-US"/>
+        </w:rPr>
+        <w:br w:type="textWrapping"/>
+      </w:r>
+      <w:r>
+        <w:rPr>
+          <w:rFonts w:hint="default"/>
+          <w:lang w:val="en-US"/>
+        </w:rPr>
+        <w:t xml:space="preserve">  {</w:t>
+      </w:r>
+      <w:r>
+        <w:rPr>
+          <w:rFonts w:hint="default"/>
+          <w:lang w:val="en-US"/>
+        </w:rPr>
+        <w:br w:type="textWrapping"/>
+      </w:r>
+      <w:r>
+        <w:rPr>
+          <w:rFonts w:hint="default"/>
+          <w:lang w:val="en-US"/>
+        </w:rPr>
+        <w:t xml:space="preserve">    "id": 2</w:t>
+      </w:r>
+      <w:r>
+        <w:rPr>
+          <w:rFonts w:hint="default"/>
+          <w:lang w:val="en-US"/>
+        </w:rPr>
+        <w:br w:type="textWrapping"/>
+      </w:r>
+      <w:r>
+        <w:rPr>
+          <w:rFonts w:hint="default"/>
+          <w:lang w:val="en-US"/>
+        </w:rPr>
+        <w:t xml:space="preserve">  }</w:t>
+      </w:r>
+      <w:r>
+        <w:rPr>
+          <w:rFonts w:hint="default"/>
+          <w:lang w:val="en-US"/>
+        </w:rPr>
+        <w:br w:type="textWrapping"/>
+      </w:r>
+      <w:r>
+        <w:rPr>
+          <w:rFonts w:hint="default"/>
+          <w:lang w:val="en-US"/>
+        </w:rPr>
+        <w:t>]</w:t>
+      </w:r>
+    </w:p>
+    <w:p>
+      <w:pPr>
+        <w:rPr>
+          <w:rFonts w:hint="default"/>
+          <w:lang w:val="en-US"/>
+        </w:rPr>
+      </w:pPr>
+    </w:p>
+    <w:p>
+      <w:pPr>
+        <w:rPr>
+          <w:rFonts w:hint="default"/>
+          <w:lang w:val="en-US"/>
+        </w:rPr>
+      </w:pPr>
+    </w:p>
+    <w:p>
+      <w:pPr>
+        <w:rPr>
+          <w:rFonts w:hint="default"/>
+          <w:lang w:val="en-US"/>
+        </w:rPr>
+      </w:pPr>
+    </w:p>
+    <w:p>
+      <w:pPr>
+        <w:rPr>
+          <w:rFonts w:hint="default"/>
+          <w:lang w:val="en-US"/>
+        </w:rPr>
+      </w:pPr>
+      <w:r>
         <w:rPr>
           <w:rFonts w:hint="default"/>
           <w:lang w:val="en-US"/>
@@ -190,59 +2230,1751 @@
         </w:rPr>
       </w:pPr>
       <w:r>
-        <w:rPr>
-          <w:rFonts w:hint="default"/>
-          <w:lang w:val="en-US"/>
-        </w:rPr>
-        <w:t>Case - 13 : deeply nested</w:t>
-      </w:r>
-    </w:p>
-    <w:p>
-      <w:pPr>
-        <w:rPr>
-          <w:rFonts w:hint="default"/>
-          <w:lang w:val="en-US"/>
-        </w:rPr>
-      </w:pPr>
-      <w:r>
-        <w:rPr>
-          <w:rFonts w:hint="default"/>
-          <w:lang w:val="en-US"/>
-        </w:rPr>
-        <w:t>Case - 14 : special characters</w:t>
-      </w:r>
-    </w:p>
-    <w:p>
-      <w:pPr>
-        <w:rPr>
-          <w:rFonts w:hint="default"/>
-          <w:lang w:val="en-US"/>
-        </w:rPr>
-      </w:pPr>
-      <w:r>
-        <w:rPr>
-          <w:rFonts w:hint="default"/>
-          <w:lang w:val="en-US"/>
-        </w:rPr>
-        <w:t>Case - 15 : large numbers</w:t>
-      </w:r>
-    </w:p>
-    <w:p>
-      <w:pPr>
-        <w:rPr>
-          <w:rFonts w:hint="default"/>
-          <w:lang w:val="en-US"/>
-        </w:rPr>
-      </w:pPr>
-      <w:r>
-        <w:rPr>
-          <w:rFonts w:hint="default"/>
-          <w:lang w:val="en-US"/>
-        </w:rPr>
-        <w:t xml:space="preserve">Case - 16 : root node as object </w:t>
+        <w:drawing>
+          <wp:anchor distT="0" distB="0" distL="114300" distR="114300" simplePos="0" relativeHeight="251665408" behindDoc="0" locked="0" layoutInCell="1" allowOverlap="1">
+            <wp:simplePos x="0" y="0"/>
+            <wp:positionH relativeFrom="column">
+              <wp:posOffset>2268855</wp:posOffset>
+            </wp:positionH>
+            <wp:positionV relativeFrom="paragraph">
+              <wp:posOffset>67310</wp:posOffset>
+            </wp:positionV>
+            <wp:extent cx="1540510" cy="912495"/>
+            <wp:effectExtent l="0" t="0" r="8890" b="1905"/>
+            <wp:wrapSquare wrapText="bothSides"/>
+            <wp:docPr id="9" name="Picture 9"/>
+            <wp:cNvGraphicFramePr>
+              <a:graphicFrameLocks xmlns:a="http://schemas.openxmlformats.org/drawingml/2006/main" noChangeAspect="1"/>
+            </wp:cNvGraphicFramePr>
+            <a:graphic xmlns:a="http://schemas.openxmlformats.org/drawingml/2006/main">
+              <a:graphicData uri="http://schemas.openxmlformats.org/drawingml/2006/picture">
+                <pic:pic xmlns:pic="http://schemas.openxmlformats.org/drawingml/2006/picture">
+                  <pic:nvPicPr>
+                    <pic:cNvPr id="9" name="Picture 9"/>
+                    <pic:cNvPicPr>
+                      <a:picLocks noChangeAspect="1"/>
+                    </pic:cNvPicPr>
+                  </pic:nvPicPr>
+                  <pic:blipFill>
+                    <a:blip r:embed="rId10"/>
+                    <a:stretch>
+                      <a:fillRect/>
+                    </a:stretch>
+                  </pic:blipFill>
+                  <pic:spPr>
+                    <a:xfrm>
+                      <a:off x="0" y="0"/>
+                      <a:ext cx="1540510" cy="912495"/>
+                    </a:xfrm>
+                    <a:prstGeom prst="rect">
+                      <a:avLst/>
+                    </a:prstGeom>
+                    <a:noFill/>
+                    <a:ln>
+                      <a:noFill/>
+                    </a:ln>
+                  </pic:spPr>
+                </pic:pic>
+              </a:graphicData>
+            </a:graphic>
+          </wp:anchor>
+        </w:drawing>
+      </w:r>
+      <w:r>
+        <w:rPr>
+          <w:rFonts w:hint="default"/>
+          <w:lang w:val="en-US"/>
+        </w:rPr>
+        <w:t>[</w:t>
       </w:r>
       <w:bookmarkStart w:id="0" w:name="_GoBack"/>
       <w:bookmarkEnd w:id="0"/>
+      <w:r>
+        <w:rPr>
+          <w:rFonts w:hint="default"/>
+          <w:lang w:val="en-US"/>
+        </w:rPr>
+        <w:br w:type="textWrapping"/>
+      </w:r>
+      <w:r>
+        <w:rPr>
+          <w:rFonts w:hint="default"/>
+          <w:lang w:val="en-US"/>
+        </w:rPr>
+        <w:t xml:space="preserve">  {</w:t>
+      </w:r>
+      <w:r>
+        <w:rPr>
+          <w:rFonts w:hint="default"/>
+          <w:lang w:val="en-US"/>
+        </w:rPr>
+        <w:br w:type="textWrapping"/>
+      </w:r>
+      <w:r>
+        <w:rPr>
+          <w:rFonts w:hint="default"/>
+          <w:lang w:val="en-US"/>
+        </w:rPr>
+        <w:t xml:space="preserve">    "value": "100"</w:t>
+      </w:r>
+      <w:r>
+        <w:rPr>
+          <w:rFonts w:hint="default"/>
+          <w:lang w:val="en-US"/>
+        </w:rPr>
+        <w:br w:type="textWrapping"/>
+      </w:r>
+      <w:r>
+        <w:rPr>
+          <w:rFonts w:hint="default"/>
+          <w:lang w:val="en-US"/>
+        </w:rPr>
+        <w:t xml:space="preserve">  },</w:t>
+      </w:r>
+      <w:r>
+        <w:rPr>
+          <w:rFonts w:hint="default"/>
+          <w:lang w:val="en-US"/>
+        </w:rPr>
+        <w:br w:type="textWrapping"/>
+      </w:r>
+      <w:r>
+        <w:rPr>
+          <w:rFonts w:hint="default"/>
+          <w:lang w:val="en-US"/>
+        </w:rPr>
+        <w:t xml:space="preserve">  {</w:t>
+      </w:r>
+      <w:r>
+        <w:rPr>
+          <w:rFonts w:hint="default"/>
+          <w:lang w:val="en-US"/>
+        </w:rPr>
+        <w:br w:type="textWrapping"/>
+      </w:r>
+      <w:r>
+        <w:rPr>
+          <w:rFonts w:hint="default"/>
+          <w:lang w:val="en-US"/>
+        </w:rPr>
+        <w:t xml:space="preserve">    "value": 100</w:t>
+      </w:r>
+      <w:r>
+        <w:rPr>
+          <w:rFonts w:hint="default"/>
+          <w:lang w:val="en-US"/>
+        </w:rPr>
+        <w:br w:type="textWrapping"/>
+      </w:r>
+      <w:r>
+        <w:rPr>
+          <w:rFonts w:hint="default"/>
+          <w:lang w:val="en-US"/>
+        </w:rPr>
+        <w:t xml:space="preserve">  },</w:t>
+      </w:r>
+      <w:r>
+        <w:rPr>
+          <w:rFonts w:hint="default"/>
+          <w:lang w:val="en-US"/>
+        </w:rPr>
+        <w:br w:type="textWrapping"/>
+      </w:r>
+      <w:r>
+        <w:rPr>
+          <w:rFonts w:hint="default"/>
+          <w:lang w:val="en-US"/>
+        </w:rPr>
+        <w:t xml:space="preserve">  {</w:t>
+      </w:r>
+      <w:r>
+        <w:rPr>
+          <w:rFonts w:hint="default"/>
+          <w:lang w:val="en-US"/>
+        </w:rPr>
+        <w:br w:type="textWrapping"/>
+      </w:r>
+      <w:r>
+        <w:rPr>
+          <w:rFonts w:hint="default"/>
+          <w:lang w:val="en-US"/>
+        </w:rPr>
+        <w:t xml:space="preserve">    "value": null</w:t>
+      </w:r>
+      <w:r>
+        <w:rPr>
+          <w:rFonts w:hint="default"/>
+          <w:lang w:val="en-US"/>
+        </w:rPr>
+        <w:br w:type="textWrapping"/>
+      </w:r>
+      <w:r>
+        <w:rPr>
+          <w:rFonts w:hint="default"/>
+          <w:lang w:val="en-US"/>
+        </w:rPr>
+        <w:t xml:space="preserve">  }</w:t>
+      </w:r>
+      <w:r>
+        <w:rPr>
+          <w:rFonts w:hint="default"/>
+          <w:lang w:val="en-US"/>
+        </w:rPr>
+        <w:br w:type="textWrapping"/>
+      </w:r>
+      <w:r>
+        <w:rPr>
+          <w:rFonts w:hint="default"/>
+          <w:lang w:val="en-US"/>
+        </w:rPr>
+        <w:t>]</w:t>
+      </w:r>
+    </w:p>
+    <w:p>
+      <w:pPr>
+        <w:rPr>
+          <w:rFonts w:hint="default"/>
+          <w:lang w:val="en-US"/>
+        </w:rPr>
+      </w:pPr>
+    </w:p>
+    <w:p>
+      <w:pPr>
+        <w:rPr>
+          <w:rFonts w:hint="default"/>
+          <w:lang w:val="en-US"/>
+        </w:rPr>
+      </w:pPr>
+    </w:p>
+    <w:p>
+      <w:pPr>
+        <w:rPr>
+          <w:rFonts w:hint="default"/>
+          <w:lang w:val="en-US"/>
+        </w:rPr>
+      </w:pPr>
+    </w:p>
+    <w:p>
+      <w:pPr>
+        <w:rPr>
+          <w:rFonts w:hint="default"/>
+          <w:lang w:val="en-US"/>
+        </w:rPr>
+      </w:pPr>
+    </w:p>
+    <w:p>
+      <w:pPr>
+        <w:rPr>
+          <w:rFonts w:hint="default"/>
+          <w:lang w:val="en-US"/>
+        </w:rPr>
+      </w:pPr>
+    </w:p>
+    <w:p>
+      <w:pPr>
+        <w:rPr>
+          <w:rFonts w:hint="default"/>
+          <w:lang w:val="en-US"/>
+        </w:rPr>
+      </w:pPr>
+    </w:p>
+    <w:p>
+      <w:pPr>
+        <w:rPr>
+          <w:rFonts w:hint="default"/>
+          <w:lang w:val="en-US"/>
+        </w:rPr>
+      </w:pPr>
+    </w:p>
+    <w:p>
+      <w:pPr>
+        <w:rPr>
+          <w:rFonts w:hint="default"/>
+          <w:lang w:val="en-US"/>
+        </w:rPr>
+      </w:pPr>
+    </w:p>
+    <w:p>
+      <w:pPr>
+        <w:rPr>
+          <w:rFonts w:hint="default"/>
+          <w:lang w:val="en-US"/>
+        </w:rPr>
+      </w:pPr>
+    </w:p>
+    <w:p>
+      <w:pPr>
+        <w:rPr>
+          <w:rFonts w:hint="default"/>
+          <w:lang w:val="en-US"/>
+        </w:rPr>
+      </w:pPr>
+    </w:p>
+    <w:p>
+      <w:pPr>
+        <w:rPr>
+          <w:rFonts w:hint="default"/>
+          <w:lang w:val="en-US"/>
+        </w:rPr>
+      </w:pPr>
+    </w:p>
+    <w:p>
+      <w:pPr>
+        <w:rPr>
+          <w:rFonts w:hint="default"/>
+          <w:lang w:val="en-US"/>
+        </w:rPr>
+      </w:pPr>
+    </w:p>
+    <w:p>
+      <w:pPr>
+        <w:rPr>
+          <w:rFonts w:hint="default"/>
+          <w:lang w:val="en-US"/>
+        </w:rPr>
+      </w:pPr>
+      <w:r>
+        <w:rPr>
+          <w:rFonts w:hint="default"/>
+          <w:lang w:val="en-US"/>
+        </w:rPr>
+        <w:t>Case - 13 : deeply nested</w:t>
+      </w:r>
+    </w:p>
+    <w:p>
+      <w:pPr>
+        <w:rPr>
+          <w:rFonts w:hint="default"/>
+          <w:lang w:val="en-US"/>
+        </w:rPr>
+      </w:pPr>
+      <w:r>
+        <w:drawing>
+          <wp:anchor distT="0" distB="0" distL="114300" distR="114300" simplePos="0" relativeHeight="251666432" behindDoc="0" locked="0" layoutInCell="1" allowOverlap="1">
+            <wp:simplePos x="0" y="0"/>
+            <wp:positionH relativeFrom="column">
+              <wp:posOffset>2268855</wp:posOffset>
+            </wp:positionH>
+            <wp:positionV relativeFrom="paragraph">
+              <wp:posOffset>130810</wp:posOffset>
+            </wp:positionV>
+            <wp:extent cx="2038350" cy="676910"/>
+            <wp:effectExtent l="0" t="0" r="6350" b="8890"/>
+            <wp:wrapSquare wrapText="bothSides"/>
+            <wp:docPr id="10" name="Picture 10"/>
+            <wp:cNvGraphicFramePr>
+              <a:graphicFrameLocks xmlns:a="http://schemas.openxmlformats.org/drawingml/2006/main" noChangeAspect="1"/>
+            </wp:cNvGraphicFramePr>
+            <a:graphic xmlns:a="http://schemas.openxmlformats.org/drawingml/2006/main">
+              <a:graphicData uri="http://schemas.openxmlformats.org/drawingml/2006/picture">
+                <pic:pic xmlns:pic="http://schemas.openxmlformats.org/drawingml/2006/picture">
+                  <pic:nvPicPr>
+                    <pic:cNvPr id="10" name="Picture 10"/>
+                    <pic:cNvPicPr>
+                      <a:picLocks noChangeAspect="1"/>
+                    </pic:cNvPicPr>
+                  </pic:nvPicPr>
+                  <pic:blipFill>
+                    <a:blip r:embed="rId11"/>
+                    <a:stretch>
+                      <a:fillRect/>
+                    </a:stretch>
+                  </pic:blipFill>
+                  <pic:spPr>
+                    <a:xfrm>
+                      <a:off x="0" y="0"/>
+                      <a:ext cx="2038350" cy="676910"/>
+                    </a:xfrm>
+                    <a:prstGeom prst="rect">
+                      <a:avLst/>
+                    </a:prstGeom>
+                    <a:noFill/>
+                    <a:ln>
+                      <a:noFill/>
+                    </a:ln>
+                  </pic:spPr>
+                </pic:pic>
+              </a:graphicData>
+            </a:graphic>
+          </wp:anchor>
+        </w:drawing>
+      </w:r>
+    </w:p>
+    <w:p>
+      <w:pPr>
+        <w:rPr>
+          <w:rFonts w:hint="default"/>
+          <w:lang w:val="en-US"/>
+        </w:rPr>
+      </w:pPr>
+      <w:r>
+        <w:rPr>
+          <w:rFonts w:hint="default"/>
+          <w:lang w:val="en-US"/>
+        </w:rPr>
+        <w:t>{</w:t>
+      </w:r>
+      <w:r>
+        <w:rPr>
+          <w:rFonts w:hint="default"/>
+          <w:lang w:val="en-US"/>
+        </w:rPr>
+        <w:br w:type="textWrapping"/>
+      </w:r>
+      <w:r>
+        <w:rPr>
+          <w:rFonts w:hint="default"/>
+          <w:lang w:val="en-US"/>
+        </w:rPr>
+        <w:t xml:space="preserve">  "user": {</w:t>
+      </w:r>
+      <w:r>
+        <w:rPr>
+          <w:rFonts w:hint="default"/>
+          <w:lang w:val="en-US"/>
+        </w:rPr>
+        <w:br w:type="textWrapping"/>
+      </w:r>
+      <w:r>
+        <w:rPr>
+          <w:rFonts w:hint="default"/>
+          <w:lang w:val="en-US"/>
+        </w:rPr>
+        <w:t xml:space="preserve">    "profile": {</w:t>
+      </w:r>
+      <w:r>
+        <w:rPr>
+          <w:rFonts w:hint="default"/>
+          <w:lang w:val="en-US"/>
+        </w:rPr>
+        <w:br w:type="textWrapping"/>
+      </w:r>
+      <w:r>
+        <w:rPr>
+          <w:rFonts w:hint="default"/>
+          <w:lang w:val="en-US"/>
+        </w:rPr>
+        <w:t xml:space="preserve">      "address": {</w:t>
+      </w:r>
+      <w:r>
+        <w:rPr>
+          <w:rFonts w:hint="default"/>
+          <w:lang w:val="en-US"/>
+        </w:rPr>
+        <w:br w:type="textWrapping"/>
+      </w:r>
+      <w:r>
+        <w:rPr>
+          <w:rFonts w:hint="default"/>
+          <w:lang w:val="en-US"/>
+        </w:rPr>
+        <w:t xml:space="preserve">        "city": "Ahmedabad"</w:t>
+      </w:r>
+      <w:r>
+        <w:rPr>
+          <w:rFonts w:hint="default"/>
+          <w:lang w:val="en-US"/>
+        </w:rPr>
+        <w:br w:type="textWrapping"/>
+      </w:r>
+      <w:r>
+        <w:rPr>
+          <w:rFonts w:hint="default"/>
+          <w:lang w:val="en-US"/>
+        </w:rPr>
+        <w:t xml:space="preserve">      }</w:t>
+      </w:r>
+      <w:r>
+        <w:rPr>
+          <w:rFonts w:hint="default"/>
+          <w:lang w:val="en-US"/>
+        </w:rPr>
+        <w:br w:type="textWrapping"/>
+      </w:r>
+      <w:r>
+        <w:rPr>
+          <w:rFonts w:hint="default"/>
+          <w:lang w:val="en-US"/>
+        </w:rPr>
+        <w:t xml:space="preserve">    }</w:t>
+      </w:r>
+      <w:r>
+        <w:rPr>
+          <w:rFonts w:hint="default"/>
+          <w:lang w:val="en-US"/>
+        </w:rPr>
+        <w:br w:type="textWrapping"/>
+      </w:r>
+      <w:r>
+        <w:rPr>
+          <w:rFonts w:hint="default"/>
+          <w:lang w:val="en-US"/>
+        </w:rPr>
+        <w:t xml:space="preserve">  }</w:t>
+      </w:r>
+      <w:r>
+        <w:rPr>
+          <w:rFonts w:hint="default"/>
+          <w:lang w:val="en-US"/>
+        </w:rPr>
+        <w:br w:type="textWrapping"/>
+      </w:r>
+      <w:r>
+        <w:rPr>
+          <w:rFonts w:hint="default"/>
+          <w:lang w:val="en-US"/>
+        </w:rPr>
+        <w:t>}</w:t>
+      </w:r>
+    </w:p>
+    <w:p>
+      <w:pPr>
+        <w:rPr>
+          <w:rFonts w:hint="default"/>
+          <w:lang w:val="en-US"/>
+        </w:rPr>
+      </w:pPr>
+    </w:p>
+    <w:p>
+      <w:pPr>
+        <w:rPr>
+          <w:rFonts w:hint="default"/>
+          <w:lang w:val="en-US"/>
+        </w:rPr>
+      </w:pPr>
+    </w:p>
+    <w:p>
+      <w:pPr>
+        <w:rPr>
+          <w:rFonts w:hint="default"/>
+          <w:lang w:val="en-US"/>
+        </w:rPr>
+      </w:pPr>
+    </w:p>
+    <w:p>
+      <w:pPr>
+        <w:rPr>
+          <w:rFonts w:hint="default"/>
+          <w:lang w:val="en-US"/>
+        </w:rPr>
+      </w:pPr>
+      <w:r>
+        <w:drawing>
+          <wp:anchor distT="0" distB="0" distL="114300" distR="114300" simplePos="0" relativeHeight="251667456" behindDoc="0" locked="0" layoutInCell="1" allowOverlap="1">
+            <wp:simplePos x="0" y="0"/>
+            <wp:positionH relativeFrom="column">
+              <wp:posOffset>2156460</wp:posOffset>
+            </wp:positionH>
+            <wp:positionV relativeFrom="paragraph">
+              <wp:posOffset>60325</wp:posOffset>
+            </wp:positionV>
+            <wp:extent cx="3057525" cy="748030"/>
+            <wp:effectExtent l="0" t="0" r="3175" b="1270"/>
+            <wp:wrapSquare wrapText="bothSides"/>
+            <wp:docPr id="11" name="Picture 11"/>
+            <wp:cNvGraphicFramePr>
+              <a:graphicFrameLocks xmlns:a="http://schemas.openxmlformats.org/drawingml/2006/main" noChangeAspect="1"/>
+            </wp:cNvGraphicFramePr>
+            <a:graphic xmlns:a="http://schemas.openxmlformats.org/drawingml/2006/main">
+              <a:graphicData uri="http://schemas.openxmlformats.org/drawingml/2006/picture">
+                <pic:pic xmlns:pic="http://schemas.openxmlformats.org/drawingml/2006/picture">
+                  <pic:nvPicPr>
+                    <pic:cNvPr id="11" name="Picture 11"/>
+                    <pic:cNvPicPr>
+                      <a:picLocks noChangeAspect="1"/>
+                    </pic:cNvPicPr>
+                  </pic:nvPicPr>
+                  <pic:blipFill>
+                    <a:blip r:embed="rId12"/>
+                    <a:stretch>
+                      <a:fillRect/>
+                    </a:stretch>
+                  </pic:blipFill>
+                  <pic:spPr>
+                    <a:xfrm>
+                      <a:off x="0" y="0"/>
+                      <a:ext cx="3057525" cy="748030"/>
+                    </a:xfrm>
+                    <a:prstGeom prst="rect">
+                      <a:avLst/>
+                    </a:prstGeom>
+                    <a:noFill/>
+                    <a:ln>
+                      <a:noFill/>
+                    </a:ln>
+                  </pic:spPr>
+                </pic:pic>
+              </a:graphicData>
+            </a:graphic>
+          </wp:anchor>
+        </w:drawing>
+      </w:r>
+      <w:r>
+        <w:rPr>
+          <w:rFonts w:hint="default"/>
+          <w:lang w:val="en-US"/>
+        </w:rPr>
+        <w:t>Case - 14 : special characters</w:t>
+      </w:r>
+    </w:p>
+    <w:p>
+      <w:pPr>
+        <w:rPr>
+          <w:rFonts w:hint="default"/>
+          <w:lang w:val="en-US"/>
+        </w:rPr>
+      </w:pPr>
+    </w:p>
+    <w:p>
+      <w:pPr>
+        <w:rPr>
+          <w:rFonts w:hint="default"/>
+          <w:lang w:val="en-US"/>
+        </w:rPr>
+      </w:pPr>
+      <w:r>
+        <w:rPr>
+          <w:rFonts w:hint="default"/>
+          <w:lang w:val="en-US"/>
+        </w:rPr>
+        <w:t>{</w:t>
+      </w:r>
+      <w:r>
+        <w:rPr>
+          <w:rFonts w:hint="default"/>
+          <w:lang w:val="en-US"/>
+        </w:rPr>
+        <w:br w:type="textWrapping"/>
+      </w:r>
+      <w:r>
+        <w:rPr>
+          <w:rFonts w:hint="default"/>
+          <w:lang w:val="en-US"/>
+        </w:rPr>
+        <w:t xml:space="preserve">  "name": "Arjun, Bhaliya",</w:t>
+      </w:r>
+      <w:r>
+        <w:rPr>
+          <w:rFonts w:hint="default"/>
+          <w:lang w:val="en-US"/>
+        </w:rPr>
+        <w:br w:type="textWrapping"/>
+      </w:r>
+      <w:r>
+        <w:rPr>
+          <w:rFonts w:hint="default"/>
+          <w:lang w:val="en-US"/>
+        </w:rPr>
+        <w:t xml:space="preserve">  "note": "Line1\nLine2",</w:t>
+      </w:r>
+      <w:r>
+        <w:rPr>
+          <w:rFonts w:hint="default"/>
+          <w:lang w:val="en-US"/>
+        </w:rPr>
+        <w:br w:type="textWrapping"/>
+      </w:r>
+      <w:r>
+        <w:rPr>
+          <w:rFonts w:hint="default"/>
+          <w:lang w:val="en-US"/>
+        </w:rPr>
+        <w:t xml:space="preserve">  "quote": "He said \"Hello\""</w:t>
+      </w:r>
+      <w:r>
+        <w:rPr>
+          <w:rFonts w:hint="default"/>
+          <w:lang w:val="en-US"/>
+        </w:rPr>
+        <w:br w:type="textWrapping"/>
+      </w:r>
+      <w:r>
+        <w:rPr>
+          <w:rFonts w:hint="default"/>
+          <w:lang w:val="en-US"/>
+        </w:rPr>
+        <w:t>}</w:t>
+      </w:r>
+    </w:p>
+    <w:p>
+      <w:pPr>
+        <w:rPr>
+          <w:rFonts w:hint="default"/>
+          <w:lang w:val="en-US"/>
+        </w:rPr>
+      </w:pPr>
+    </w:p>
+    <w:tbl>
+      <w:tblPr>
+        <w:tblStyle w:val="3"/>
+        <w:tblpPr w:leftFromText="180" w:rightFromText="180" w:vertAnchor="text" w:horzAnchor="page" w:tblpX="7287" w:tblpY="24"/>
+        <w:tblOverlap w:val="never"/>
+        <w:tblW w:w="0" w:type="auto"/>
+        <w:tblInd w:w="0" w:type="dxa"/>
+        <w:tblBorders>
+          <w:top w:val="none" w:color="auto" w:sz="0" w:space="0"/>
+          <w:left w:val="none" w:color="auto" w:sz="0" w:space="0"/>
+          <w:bottom w:val="none" w:color="auto" w:sz="0" w:space="0"/>
+          <w:right w:val="none" w:color="auto" w:sz="0" w:space="0"/>
+          <w:insideH w:val="none" w:color="auto" w:sz="0" w:space="0"/>
+          <w:insideV w:val="none" w:color="auto" w:sz="0" w:space="0"/>
+        </w:tblBorders>
+        <w:tblLayout w:type="fixed"/>
+        <w:tblCellMar>
+          <w:top w:w="0" w:type="dxa"/>
+          <w:left w:w="108" w:type="dxa"/>
+          <w:bottom w:w="0" w:type="dxa"/>
+          <w:right w:w="108" w:type="dxa"/>
+        </w:tblCellMar>
+      </w:tblPr>
+      <w:tblGrid>
+        <w:gridCol w:w="1080"/>
+        <w:gridCol w:w="1080"/>
+      </w:tblGrid>
+      <w:tr>
+        <w:tblPrEx>
+          <w:tblBorders>
+            <w:top w:val="none" w:color="auto" w:sz="0" w:space="0"/>
+            <w:left w:val="none" w:color="auto" w:sz="0" w:space="0"/>
+            <w:bottom w:val="none" w:color="auto" w:sz="0" w:space="0"/>
+            <w:right w:val="none" w:color="auto" w:sz="0" w:space="0"/>
+            <w:insideH w:val="none" w:color="auto" w:sz="0" w:space="0"/>
+            <w:insideV w:val="none" w:color="auto" w:sz="0" w:space="0"/>
+          </w:tblBorders>
+          <w:tblCellMar>
+            <w:top w:w="0" w:type="dxa"/>
+            <w:left w:w="108" w:type="dxa"/>
+            <w:bottom w:w="0" w:type="dxa"/>
+            <w:right w:w="108" w:type="dxa"/>
+          </w:tblCellMar>
+        </w:tblPrEx>
+        <w:trPr>
+          <w:trHeight w:val="290" w:hRule="atLeast"/>
+        </w:trPr>
+        <w:tc>
+          <w:tcPr>
+            <w:tcW w:w="1080" w:type="dxa"/>
+            <w:tcBorders>
+              <w:top w:val="nil"/>
+              <w:left w:val="nil"/>
+              <w:bottom w:val="nil"/>
+              <w:right w:val="nil"/>
+              <w:tl2br w:val="nil"/>
+              <w:tr2bl w:val="nil"/>
+            </w:tcBorders>
+            <w:noWrap w:val="0"/>
+            <w:vAlign w:val="top"/>
+          </w:tcPr>
+          <w:p>
+            <w:pPr>
+              <w:spacing w:beforeLines="0" w:afterLines="0"/>
+              <w:jc w:val="left"/>
+              <w:rPr>
+                <w:rFonts w:hint="eastAsia" w:ascii="SimSun" w:hAnsi="SimSun"/>
+                <w:color w:val="000000"/>
+                <w:sz w:val="22"/>
+                <w:szCs w:val="24"/>
+              </w:rPr>
+            </w:pPr>
+            <w:r>
+              <w:rPr>
+                <w:rFonts w:hint="eastAsia" w:ascii="SimSun" w:hAnsi="SimSun"/>
+                <w:color w:val="000000"/>
+                <w:sz w:val="22"/>
+                <w:szCs w:val="24"/>
+              </w:rPr>
+              <w:t>id</w:t>
+            </w:r>
+          </w:p>
+        </w:tc>
+        <w:tc>
+          <w:tcPr>
+            <w:tcW w:w="1080" w:type="dxa"/>
+            <w:tcBorders>
+              <w:top w:val="nil"/>
+              <w:left w:val="nil"/>
+              <w:bottom w:val="nil"/>
+              <w:right w:val="nil"/>
+              <w:tl2br w:val="nil"/>
+              <w:tr2bl w:val="nil"/>
+            </w:tcBorders>
+            <w:noWrap w:val="0"/>
+            <w:vAlign w:val="top"/>
+          </w:tcPr>
+          <w:p>
+            <w:pPr>
+              <w:spacing w:beforeLines="0" w:afterLines="0"/>
+              <w:jc w:val="left"/>
+              <w:rPr>
+                <w:rFonts w:hint="eastAsia" w:ascii="SimSun" w:hAnsi="SimSun"/>
+                <w:color w:val="000000"/>
+                <w:sz w:val="22"/>
+                <w:szCs w:val="24"/>
+              </w:rPr>
+            </w:pPr>
+            <w:r>
+              <w:rPr>
+                <w:rFonts w:hint="eastAsia" w:ascii="SimSun" w:hAnsi="SimSun"/>
+                <w:color w:val="000000"/>
+                <w:sz w:val="22"/>
+                <w:szCs w:val="24"/>
+              </w:rPr>
+              <w:t>amount</w:t>
+            </w:r>
+          </w:p>
+        </w:tc>
+      </w:tr>
+      <w:tr>
+        <w:tblPrEx>
+          <w:tblBorders>
+            <w:top w:val="none" w:color="auto" w:sz="0" w:space="0"/>
+            <w:left w:val="none" w:color="auto" w:sz="0" w:space="0"/>
+            <w:bottom w:val="none" w:color="auto" w:sz="0" w:space="0"/>
+            <w:right w:val="none" w:color="auto" w:sz="0" w:space="0"/>
+            <w:insideH w:val="none" w:color="auto" w:sz="0" w:space="0"/>
+            <w:insideV w:val="none" w:color="auto" w:sz="0" w:space="0"/>
+          </w:tblBorders>
+          <w:tblCellMar>
+            <w:top w:w="0" w:type="dxa"/>
+            <w:left w:w="108" w:type="dxa"/>
+            <w:bottom w:w="0" w:type="dxa"/>
+            <w:right w:w="108" w:type="dxa"/>
+          </w:tblCellMar>
+        </w:tblPrEx>
+        <w:trPr>
+          <w:trHeight w:val="290" w:hRule="atLeast"/>
+        </w:trPr>
+        <w:tc>
+          <w:tcPr>
+            <w:tcW w:w="1080" w:type="dxa"/>
+            <w:tcBorders>
+              <w:top w:val="nil"/>
+              <w:left w:val="nil"/>
+              <w:bottom w:val="nil"/>
+              <w:right w:val="nil"/>
+              <w:tl2br w:val="nil"/>
+              <w:tr2bl w:val="nil"/>
+            </w:tcBorders>
+            <w:noWrap w:val="0"/>
+            <w:vAlign w:val="top"/>
+          </w:tcPr>
+          <w:p>
+            <w:pPr>
+              <w:spacing w:beforeLines="0" w:afterLines="0"/>
+              <w:jc w:val="left"/>
+              <w:rPr>
+                <w:rFonts w:hint="eastAsia" w:ascii="SimSun" w:hAnsi="SimSun"/>
+                <w:color w:val="000000"/>
+                <w:sz w:val="22"/>
+                <w:szCs w:val="24"/>
+              </w:rPr>
+            </w:pPr>
+            <w:r>
+              <w:rPr>
+                <w:rFonts w:hint="eastAsia" w:ascii="SimSun" w:hAnsi="SimSun"/>
+                <w:color w:val="000000"/>
+                <w:sz w:val="22"/>
+                <w:szCs w:val="24"/>
+              </w:rPr>
+              <w:t>9007199254740993</w:t>
+            </w:r>
+          </w:p>
+        </w:tc>
+        <w:tc>
+          <w:tcPr>
+            <w:tcW w:w="1080" w:type="dxa"/>
+            <w:tcBorders>
+              <w:top w:val="nil"/>
+              <w:left w:val="nil"/>
+              <w:bottom w:val="nil"/>
+              <w:right w:val="nil"/>
+              <w:tl2br w:val="nil"/>
+              <w:tr2bl w:val="nil"/>
+            </w:tcBorders>
+            <w:noWrap w:val="0"/>
+            <w:vAlign w:val="top"/>
+          </w:tcPr>
+          <w:p>
+            <w:pPr>
+              <w:spacing w:beforeLines="0" w:afterLines="0"/>
+              <w:jc w:val="left"/>
+              <w:rPr>
+                <w:rFonts w:hint="eastAsia" w:ascii="SimSun" w:hAnsi="SimSun"/>
+                <w:color w:val="000000"/>
+                <w:sz w:val="22"/>
+                <w:szCs w:val="24"/>
+              </w:rPr>
+            </w:pPr>
+            <w:r>
+              <w:rPr>
+                <w:rFonts w:hint="eastAsia" w:ascii="SimSun" w:hAnsi="SimSun"/>
+                <w:color w:val="000000"/>
+                <w:sz w:val="22"/>
+                <w:szCs w:val="24"/>
+              </w:rPr>
+              <w:t>1.23E10</w:t>
+            </w:r>
+          </w:p>
+        </w:tc>
+      </w:tr>
+    </w:tbl>
+    <w:p>
+      <w:pPr>
+        <w:rPr>
+          <w:rFonts w:hint="default"/>
+          <w:lang w:val="en-US"/>
+        </w:rPr>
+      </w:pPr>
+      <w:r>
+        <w:rPr>
+          <w:rFonts w:hint="default"/>
+          <w:lang w:val="en-US"/>
+        </w:rPr>
+        <w:t>Case - 15 : large numbers</w:t>
+      </w:r>
+    </w:p>
+    <w:p>
+      <w:pPr>
+        <w:rPr>
+          <w:rFonts w:hint="default"/>
+          <w:lang w:val="en-US"/>
+        </w:rPr>
+      </w:pPr>
+      <w:r>
+        <w:rPr>
+          <w:rFonts w:hint="default"/>
+          <w:lang w:val="en-US"/>
+        </w:rPr>
+        <w:t>{</w:t>
+      </w:r>
+      <w:r>
+        <w:rPr>
+          <w:rFonts w:hint="default"/>
+          <w:lang w:val="en-US"/>
+        </w:rPr>
+        <w:br w:type="textWrapping"/>
+      </w:r>
+      <w:r>
+        <w:rPr>
+          <w:rFonts w:hint="default"/>
+          <w:lang w:val="en-US"/>
+        </w:rPr>
+        <w:t xml:space="preserve">  "id": 9007199254740993,</w:t>
+      </w:r>
+      <w:r>
+        <w:rPr>
+          <w:rFonts w:hint="default"/>
+          <w:lang w:val="en-US"/>
+        </w:rPr>
+        <w:br w:type="textWrapping"/>
+      </w:r>
+      <w:r>
+        <w:rPr>
+          <w:rFonts w:hint="default"/>
+          <w:lang w:val="en-US"/>
+        </w:rPr>
+        <w:t xml:space="preserve">  "amount": 12300000000.0</w:t>
+      </w:r>
+      <w:r>
+        <w:rPr>
+          <w:rFonts w:hint="default"/>
+          <w:lang w:val="en-US"/>
+        </w:rPr>
+        <w:br w:type="textWrapping"/>
+      </w:r>
+      <w:r>
+        <w:rPr>
+          <w:rFonts w:hint="default"/>
+          <w:lang w:val="en-US"/>
+        </w:rPr>
+        <w:t>}</w:t>
+      </w:r>
+    </w:p>
+    <w:p>
+      <w:pPr>
+        <w:rPr>
+          <w:rFonts w:hint="default"/>
+          <w:lang w:val="en-US"/>
+        </w:rPr>
+      </w:pPr>
+    </w:p>
+    <w:p>
+      <w:pPr>
+        <w:rPr>
+          <w:rFonts w:hint="default"/>
+          <w:lang w:val="en-US"/>
+        </w:rPr>
+      </w:pPr>
+      <w:r>
+        <w:rPr>
+          <w:rFonts w:hint="default"/>
+          <w:lang w:val="en-US"/>
+        </w:rPr>
+        <w:t>Expected Output :</w:t>
+      </w:r>
+      <w:r>
+        <w:rPr>
+          <w:rFonts w:hint="default"/>
+          <w:lang w:val="en-US"/>
+        </w:rPr>
+        <w:br w:type="textWrapping"/>
+      </w:r>
+    </w:p>
+    <w:p>
+      <w:pPr>
+        <w:rPr>
+          <w:rFonts w:hint="default"/>
+          <w:lang w:val="en-US"/>
+        </w:rPr>
+      </w:pPr>
+    </w:p>
+    <w:p>
+      <w:pPr>
+        <w:rPr>
+          <w:rFonts w:hint="default"/>
+          <w:lang w:val="en-US"/>
+        </w:rPr>
+      </w:pPr>
+    </w:p>
+    <w:p>
+      <w:pPr>
+        <w:rPr>
+          <w:rFonts w:hint="default"/>
+          <w:lang w:val="en-US"/>
+        </w:rPr>
+      </w:pPr>
+      <w:r>
+        <w:rPr>
+          <w:rFonts w:hint="default"/>
+          <w:lang w:val="en-US"/>
+        </w:rPr>
+        <w:t>Case - 16 : root node as object</w:t>
+      </w:r>
+    </w:p>
+    <w:p>
+      <w:pPr>
+        <w:rPr>
+          <w:rFonts w:hint="default"/>
+          <w:lang w:val="en-US"/>
+        </w:rPr>
+      </w:pPr>
+    </w:p>
+    <w:tbl>
+      <w:tblPr>
+        <w:tblStyle w:val="3"/>
+        <w:tblpPr w:leftFromText="180" w:rightFromText="180" w:vertAnchor="text" w:horzAnchor="page" w:tblpX="6005" w:tblpY="305"/>
+        <w:tblOverlap w:val="never"/>
+        <w:tblW w:w="3462" w:type="dxa"/>
+        <w:tblInd w:w="0" w:type="dxa"/>
+        <w:tblBorders>
+          <w:top w:val="none" w:color="auto" w:sz="0" w:space="0"/>
+          <w:left w:val="none" w:color="auto" w:sz="0" w:space="0"/>
+          <w:bottom w:val="none" w:color="auto" w:sz="0" w:space="0"/>
+          <w:right w:val="none" w:color="auto" w:sz="0" w:space="0"/>
+          <w:insideH w:val="none" w:color="auto" w:sz="0" w:space="0"/>
+          <w:insideV w:val="none" w:color="auto" w:sz="0" w:space="0"/>
+        </w:tblBorders>
+        <w:shd w:val="clear" w:color="auto" w:fill="auto"/>
+        <w:tblLayout w:type="autofit"/>
+        <w:tblCellMar>
+          <w:top w:w="0" w:type="dxa"/>
+          <w:left w:w="108" w:type="dxa"/>
+          <w:bottom w:w="0" w:type="dxa"/>
+          <w:right w:w="108" w:type="dxa"/>
+        </w:tblCellMar>
+      </w:tblPr>
+      <w:tblGrid>
+        <w:gridCol w:w="1080"/>
+        <w:gridCol w:w="1080"/>
+        <w:gridCol w:w="1302"/>
+      </w:tblGrid>
+      <w:tr>
+        <w:tblPrEx>
+          <w:tblBorders>
+            <w:top w:val="none" w:color="auto" w:sz="0" w:space="0"/>
+            <w:left w:val="none" w:color="auto" w:sz="0" w:space="0"/>
+            <w:bottom w:val="none" w:color="auto" w:sz="0" w:space="0"/>
+            <w:right w:val="none" w:color="auto" w:sz="0" w:space="0"/>
+            <w:insideH w:val="none" w:color="auto" w:sz="0" w:space="0"/>
+            <w:insideV w:val="none" w:color="auto" w:sz="0" w:space="0"/>
+          </w:tblBorders>
+          <w:shd w:val="clear" w:color="auto" w:fill="auto"/>
+          <w:tblCellMar>
+            <w:top w:w="0" w:type="dxa"/>
+            <w:left w:w="108" w:type="dxa"/>
+            <w:bottom w:w="0" w:type="dxa"/>
+            <w:right w:w="108" w:type="dxa"/>
+          </w:tblCellMar>
+        </w:tblPrEx>
+        <w:trPr>
+          <w:trHeight w:val="290" w:hRule="atLeast"/>
+        </w:trPr>
+        <w:tc>
+          <w:tcPr>
+            <w:tcW w:w="1080" w:type="dxa"/>
+            <w:tcBorders>
+              <w:top w:val="nil"/>
+              <w:left w:val="nil"/>
+              <w:bottom w:val="nil"/>
+              <w:right w:val="nil"/>
+            </w:tcBorders>
+            <w:shd w:val="clear" w:color="auto" w:fill="auto"/>
+            <w:noWrap/>
+            <w:vAlign w:val="center"/>
+          </w:tcPr>
+          <w:p>
+            <w:pPr>
+              <w:keepNext w:val="0"/>
+              <w:keepLines w:val="0"/>
+              <w:widowControl/>
+              <w:suppressLineNumbers w:val="0"/>
+              <w:jc w:val="left"/>
+              <w:textAlignment w:val="center"/>
+              <w:rPr>
+                <w:rFonts w:ascii="Calibri" w:hAnsi="Calibri" w:cs="Calibri"/>
+                <w:i w:val="0"/>
+                <w:iCs w:val="0"/>
+                <w:color w:val="000000"/>
+                <w:sz w:val="22"/>
+                <w:szCs w:val="22"/>
+                <w:u w:val="none"/>
+              </w:rPr>
+            </w:pPr>
+            <w:r>
+              <w:rPr>
+                <w:rFonts w:hint="default" w:ascii="Calibri" w:hAnsi="Calibri" w:eastAsia="SimSun" w:cs="Calibri"/>
+                <w:i w:val="0"/>
+                <w:iCs w:val="0"/>
+                <w:color w:val="000000"/>
+                <w:kern w:val="0"/>
+                <w:sz w:val="22"/>
+                <w:szCs w:val="22"/>
+                <w:u w:val="none"/>
+                <w:lang w:val="en-US" w:eastAsia="zh-CN" w:bidi="ar"/>
+              </w:rPr>
+              <w:t>id</w:t>
+            </w:r>
+          </w:p>
+        </w:tc>
+        <w:tc>
+          <w:tcPr>
+            <w:tcW w:w="1080" w:type="dxa"/>
+            <w:tcBorders>
+              <w:top w:val="nil"/>
+              <w:left w:val="nil"/>
+              <w:bottom w:val="nil"/>
+              <w:right w:val="nil"/>
+            </w:tcBorders>
+            <w:shd w:val="clear" w:color="auto" w:fill="auto"/>
+            <w:noWrap/>
+            <w:vAlign w:val="center"/>
+          </w:tcPr>
+          <w:p>
+            <w:pPr>
+              <w:keepNext w:val="0"/>
+              <w:keepLines w:val="0"/>
+              <w:widowControl/>
+              <w:suppressLineNumbers w:val="0"/>
+              <w:jc w:val="left"/>
+              <w:textAlignment w:val="center"/>
+              <w:rPr>
+                <w:rFonts w:hint="default" w:ascii="Calibri" w:hAnsi="Calibri" w:cs="Calibri"/>
+                <w:i w:val="0"/>
+                <w:iCs w:val="0"/>
+                <w:color w:val="000000"/>
+                <w:sz w:val="22"/>
+                <w:szCs w:val="22"/>
+                <w:u w:val="none"/>
+              </w:rPr>
+            </w:pPr>
+            <w:r>
+              <w:rPr>
+                <w:rFonts w:hint="default" w:ascii="Calibri" w:hAnsi="Calibri" w:eastAsia="SimSun" w:cs="Calibri"/>
+                <w:i w:val="0"/>
+                <w:iCs w:val="0"/>
+                <w:color w:val="000000"/>
+                <w:kern w:val="0"/>
+                <w:sz w:val="22"/>
+                <w:szCs w:val="22"/>
+                <w:u w:val="none"/>
+                <w:lang w:val="en-US" w:eastAsia="zh-CN" w:bidi="ar"/>
+              </w:rPr>
+              <w:t>name</w:t>
+            </w:r>
+          </w:p>
+        </w:tc>
+        <w:tc>
+          <w:tcPr>
+            <w:tcW w:w="1302" w:type="dxa"/>
+            <w:tcBorders>
+              <w:top w:val="nil"/>
+              <w:left w:val="nil"/>
+              <w:bottom w:val="nil"/>
+              <w:right w:val="nil"/>
+            </w:tcBorders>
+            <w:shd w:val="clear" w:color="auto" w:fill="auto"/>
+            <w:noWrap/>
+            <w:vAlign w:val="center"/>
+          </w:tcPr>
+          <w:p>
+            <w:pPr>
+              <w:keepNext w:val="0"/>
+              <w:keepLines w:val="0"/>
+              <w:widowControl/>
+              <w:suppressLineNumbers w:val="0"/>
+              <w:jc w:val="left"/>
+              <w:textAlignment w:val="center"/>
+              <w:rPr>
+                <w:rFonts w:hint="default" w:ascii="Calibri" w:hAnsi="Calibri" w:cs="Calibri"/>
+                <w:i w:val="0"/>
+                <w:iCs w:val="0"/>
+                <w:color w:val="000000"/>
+                <w:sz w:val="22"/>
+                <w:szCs w:val="22"/>
+                <w:u w:val="none"/>
+              </w:rPr>
+            </w:pPr>
+            <w:r>
+              <w:rPr>
+                <w:rFonts w:hint="default" w:ascii="Calibri" w:hAnsi="Calibri" w:eastAsia="SimSun" w:cs="Calibri"/>
+                <w:i w:val="0"/>
+                <w:iCs w:val="0"/>
+                <w:color w:val="000000"/>
+                <w:kern w:val="0"/>
+                <w:sz w:val="22"/>
+                <w:szCs w:val="22"/>
+                <w:u w:val="none"/>
+                <w:lang w:val="en-US" w:eastAsia="zh-CN" w:bidi="ar"/>
+              </w:rPr>
+              <w:t>city</w:t>
+            </w:r>
+          </w:p>
+        </w:tc>
+      </w:tr>
+      <w:tr>
+        <w:tblPrEx>
+          <w:tblBorders>
+            <w:top w:val="none" w:color="auto" w:sz="0" w:space="0"/>
+            <w:left w:val="none" w:color="auto" w:sz="0" w:space="0"/>
+            <w:bottom w:val="none" w:color="auto" w:sz="0" w:space="0"/>
+            <w:right w:val="none" w:color="auto" w:sz="0" w:space="0"/>
+            <w:insideH w:val="none" w:color="auto" w:sz="0" w:space="0"/>
+            <w:insideV w:val="none" w:color="auto" w:sz="0" w:space="0"/>
+          </w:tblBorders>
+          <w:tblCellMar>
+            <w:top w:w="0" w:type="dxa"/>
+            <w:left w:w="108" w:type="dxa"/>
+            <w:bottom w:w="0" w:type="dxa"/>
+            <w:right w:w="108" w:type="dxa"/>
+          </w:tblCellMar>
+        </w:tblPrEx>
+        <w:trPr>
+          <w:trHeight w:val="290" w:hRule="atLeast"/>
+        </w:trPr>
+        <w:tc>
+          <w:tcPr>
+            <w:tcW w:w="1080" w:type="dxa"/>
+            <w:tcBorders>
+              <w:top w:val="nil"/>
+              <w:left w:val="nil"/>
+              <w:bottom w:val="nil"/>
+              <w:right w:val="nil"/>
+            </w:tcBorders>
+            <w:shd w:val="clear" w:color="auto" w:fill="auto"/>
+            <w:noWrap/>
+            <w:vAlign w:val="center"/>
+          </w:tcPr>
+          <w:p>
+            <w:pPr>
+              <w:keepNext w:val="0"/>
+              <w:keepLines w:val="0"/>
+              <w:widowControl/>
+              <w:suppressLineNumbers w:val="0"/>
+              <w:jc w:val="right"/>
+              <w:textAlignment w:val="center"/>
+              <w:rPr>
+                <w:rFonts w:hint="default" w:ascii="Calibri" w:hAnsi="Calibri" w:cs="Calibri"/>
+                <w:i w:val="0"/>
+                <w:iCs w:val="0"/>
+                <w:color w:val="000000"/>
+                <w:sz w:val="22"/>
+                <w:szCs w:val="22"/>
+                <w:u w:val="none"/>
+              </w:rPr>
+            </w:pPr>
+            <w:r>
+              <w:rPr>
+                <w:rFonts w:hint="default" w:ascii="Calibri" w:hAnsi="Calibri" w:eastAsia="SimSun" w:cs="Calibri"/>
+                <w:i w:val="0"/>
+                <w:iCs w:val="0"/>
+                <w:color w:val="000000"/>
+                <w:kern w:val="0"/>
+                <w:sz w:val="22"/>
+                <w:szCs w:val="22"/>
+                <w:u w:val="none"/>
+                <w:lang w:val="en-US" w:eastAsia="zh-CN" w:bidi="ar"/>
+              </w:rPr>
+              <w:t>1</w:t>
+            </w:r>
+          </w:p>
+        </w:tc>
+        <w:tc>
+          <w:tcPr>
+            <w:tcW w:w="1080" w:type="dxa"/>
+            <w:tcBorders>
+              <w:top w:val="nil"/>
+              <w:left w:val="nil"/>
+              <w:bottom w:val="nil"/>
+              <w:right w:val="nil"/>
+            </w:tcBorders>
+            <w:shd w:val="clear" w:color="auto" w:fill="auto"/>
+            <w:noWrap/>
+            <w:vAlign w:val="center"/>
+          </w:tcPr>
+          <w:p>
+            <w:pPr>
+              <w:keepNext w:val="0"/>
+              <w:keepLines w:val="0"/>
+              <w:widowControl/>
+              <w:suppressLineNumbers w:val="0"/>
+              <w:jc w:val="left"/>
+              <w:textAlignment w:val="center"/>
+              <w:rPr>
+                <w:rFonts w:hint="default" w:ascii="Calibri" w:hAnsi="Calibri" w:cs="Calibri"/>
+                <w:i w:val="0"/>
+                <w:iCs w:val="0"/>
+                <w:color w:val="000000"/>
+                <w:sz w:val="22"/>
+                <w:szCs w:val="22"/>
+                <w:u w:val="none"/>
+              </w:rPr>
+            </w:pPr>
+            <w:r>
+              <w:rPr>
+                <w:rFonts w:hint="default" w:ascii="Calibri" w:hAnsi="Calibri" w:eastAsia="SimSun" w:cs="Calibri"/>
+                <w:i w:val="0"/>
+                <w:iCs w:val="0"/>
+                <w:color w:val="000000"/>
+                <w:kern w:val="0"/>
+                <w:sz w:val="22"/>
+                <w:szCs w:val="22"/>
+                <w:u w:val="none"/>
+                <w:lang w:val="en-US" w:eastAsia="zh-CN" w:bidi="ar"/>
+              </w:rPr>
+              <w:t>Arjun</w:t>
+            </w:r>
+          </w:p>
+        </w:tc>
+        <w:tc>
+          <w:tcPr>
+            <w:tcW w:w="1302" w:type="dxa"/>
+            <w:tcBorders>
+              <w:top w:val="nil"/>
+              <w:left w:val="nil"/>
+              <w:bottom w:val="nil"/>
+              <w:right w:val="nil"/>
+            </w:tcBorders>
+            <w:shd w:val="clear" w:color="auto" w:fill="auto"/>
+            <w:noWrap/>
+            <w:vAlign w:val="center"/>
+          </w:tcPr>
+          <w:p>
+            <w:pPr>
+              <w:keepNext w:val="0"/>
+              <w:keepLines w:val="0"/>
+              <w:widowControl/>
+              <w:suppressLineNumbers w:val="0"/>
+              <w:jc w:val="left"/>
+              <w:textAlignment w:val="center"/>
+              <w:rPr>
+                <w:rFonts w:hint="default" w:ascii="Calibri" w:hAnsi="Calibri" w:cs="Calibri"/>
+                <w:i w:val="0"/>
+                <w:iCs w:val="0"/>
+                <w:color w:val="000000"/>
+                <w:sz w:val="22"/>
+                <w:szCs w:val="22"/>
+                <w:u w:val="none"/>
+              </w:rPr>
+            </w:pPr>
+            <w:r>
+              <w:rPr>
+                <w:rFonts w:hint="default" w:ascii="Calibri" w:hAnsi="Calibri" w:eastAsia="SimSun" w:cs="Calibri"/>
+                <w:i w:val="0"/>
+                <w:iCs w:val="0"/>
+                <w:color w:val="000000"/>
+                <w:kern w:val="0"/>
+                <w:sz w:val="22"/>
+                <w:szCs w:val="22"/>
+                <w:u w:val="none"/>
+                <w:lang w:val="en-US" w:eastAsia="zh-CN" w:bidi="ar"/>
+              </w:rPr>
+              <w:t>Ahmedabad</w:t>
+            </w:r>
+          </w:p>
+        </w:tc>
+      </w:tr>
+      <w:tr>
+        <w:tblPrEx>
+          <w:tblBorders>
+            <w:top w:val="none" w:color="auto" w:sz="0" w:space="0"/>
+            <w:left w:val="none" w:color="auto" w:sz="0" w:space="0"/>
+            <w:bottom w:val="none" w:color="auto" w:sz="0" w:space="0"/>
+            <w:right w:val="none" w:color="auto" w:sz="0" w:space="0"/>
+            <w:insideH w:val="none" w:color="auto" w:sz="0" w:space="0"/>
+            <w:insideV w:val="none" w:color="auto" w:sz="0" w:space="0"/>
+          </w:tblBorders>
+          <w:tblCellMar>
+            <w:top w:w="0" w:type="dxa"/>
+            <w:left w:w="108" w:type="dxa"/>
+            <w:bottom w:w="0" w:type="dxa"/>
+            <w:right w:w="108" w:type="dxa"/>
+          </w:tblCellMar>
+        </w:tblPrEx>
+        <w:trPr>
+          <w:trHeight w:val="290" w:hRule="atLeast"/>
+        </w:trPr>
+        <w:tc>
+          <w:tcPr>
+            <w:tcW w:w="1080" w:type="dxa"/>
+            <w:tcBorders>
+              <w:top w:val="nil"/>
+              <w:left w:val="nil"/>
+              <w:bottom w:val="nil"/>
+              <w:right w:val="nil"/>
+            </w:tcBorders>
+            <w:shd w:val="clear" w:color="auto" w:fill="auto"/>
+            <w:noWrap/>
+            <w:vAlign w:val="center"/>
+          </w:tcPr>
+          <w:p>
+            <w:pPr>
+              <w:keepNext w:val="0"/>
+              <w:keepLines w:val="0"/>
+              <w:widowControl/>
+              <w:suppressLineNumbers w:val="0"/>
+              <w:jc w:val="right"/>
+              <w:textAlignment w:val="center"/>
+              <w:rPr>
+                <w:rFonts w:hint="default" w:ascii="Calibri" w:hAnsi="Calibri" w:cs="Calibri"/>
+                <w:i w:val="0"/>
+                <w:iCs w:val="0"/>
+                <w:color w:val="000000"/>
+                <w:sz w:val="22"/>
+                <w:szCs w:val="22"/>
+                <w:u w:val="none"/>
+              </w:rPr>
+            </w:pPr>
+            <w:r>
+              <w:rPr>
+                <w:rFonts w:hint="default" w:ascii="Calibri" w:hAnsi="Calibri" w:eastAsia="SimSun" w:cs="Calibri"/>
+                <w:i w:val="0"/>
+                <w:iCs w:val="0"/>
+                <w:color w:val="000000"/>
+                <w:kern w:val="0"/>
+                <w:sz w:val="22"/>
+                <w:szCs w:val="22"/>
+                <w:u w:val="none"/>
+                <w:lang w:val="en-US" w:eastAsia="zh-CN" w:bidi="ar"/>
+              </w:rPr>
+              <w:t>2</w:t>
+            </w:r>
+          </w:p>
+        </w:tc>
+        <w:tc>
+          <w:tcPr>
+            <w:tcW w:w="1080" w:type="dxa"/>
+            <w:tcBorders>
+              <w:top w:val="nil"/>
+              <w:left w:val="nil"/>
+              <w:bottom w:val="nil"/>
+              <w:right w:val="nil"/>
+            </w:tcBorders>
+            <w:shd w:val="clear" w:color="auto" w:fill="auto"/>
+            <w:noWrap/>
+            <w:vAlign w:val="center"/>
+          </w:tcPr>
+          <w:p>
+            <w:pPr>
+              <w:keepNext w:val="0"/>
+              <w:keepLines w:val="0"/>
+              <w:widowControl/>
+              <w:suppressLineNumbers w:val="0"/>
+              <w:jc w:val="left"/>
+              <w:textAlignment w:val="center"/>
+              <w:rPr>
+                <w:rFonts w:hint="default" w:ascii="Calibri" w:hAnsi="Calibri" w:cs="Calibri"/>
+                <w:i w:val="0"/>
+                <w:iCs w:val="0"/>
+                <w:color w:val="000000"/>
+                <w:sz w:val="22"/>
+                <w:szCs w:val="22"/>
+                <w:u w:val="none"/>
+              </w:rPr>
+            </w:pPr>
+            <w:r>
+              <w:rPr>
+                <w:rFonts w:hint="default" w:ascii="Calibri" w:hAnsi="Calibri" w:eastAsia="SimSun" w:cs="Calibri"/>
+                <w:i w:val="0"/>
+                <w:iCs w:val="0"/>
+                <w:color w:val="000000"/>
+                <w:kern w:val="0"/>
+                <w:sz w:val="22"/>
+                <w:szCs w:val="22"/>
+                <w:u w:val="none"/>
+                <w:lang w:val="en-US" w:eastAsia="zh-CN" w:bidi="ar"/>
+              </w:rPr>
+              <w:t>Rahul</w:t>
+            </w:r>
+          </w:p>
+        </w:tc>
+        <w:tc>
+          <w:tcPr>
+            <w:tcW w:w="1302" w:type="dxa"/>
+            <w:tcBorders>
+              <w:top w:val="nil"/>
+              <w:left w:val="nil"/>
+              <w:bottom w:val="nil"/>
+              <w:right w:val="nil"/>
+            </w:tcBorders>
+            <w:shd w:val="clear" w:color="auto" w:fill="auto"/>
+            <w:noWrap/>
+            <w:vAlign w:val="center"/>
+          </w:tcPr>
+          <w:p>
+            <w:pPr>
+              <w:keepNext w:val="0"/>
+              <w:keepLines w:val="0"/>
+              <w:widowControl/>
+              <w:suppressLineNumbers w:val="0"/>
+              <w:jc w:val="left"/>
+              <w:textAlignment w:val="center"/>
+              <w:rPr>
+                <w:rFonts w:hint="default" w:ascii="Calibri" w:hAnsi="Calibri" w:cs="Calibri"/>
+                <w:i w:val="0"/>
+                <w:iCs w:val="0"/>
+                <w:color w:val="000000"/>
+                <w:sz w:val="22"/>
+                <w:szCs w:val="22"/>
+                <w:u w:val="none"/>
+              </w:rPr>
+            </w:pPr>
+            <w:r>
+              <w:rPr>
+                <w:rFonts w:hint="default" w:ascii="Calibri" w:hAnsi="Calibri" w:eastAsia="SimSun" w:cs="Calibri"/>
+                <w:i w:val="0"/>
+                <w:iCs w:val="0"/>
+                <w:color w:val="000000"/>
+                <w:kern w:val="0"/>
+                <w:sz w:val="22"/>
+                <w:szCs w:val="22"/>
+                <w:u w:val="none"/>
+                <w:lang w:val="en-US" w:eastAsia="zh-CN" w:bidi="ar"/>
+              </w:rPr>
+              <w:t>Surat</w:t>
+            </w:r>
+          </w:p>
+        </w:tc>
+      </w:tr>
+    </w:tbl>
+    <w:p>
+      <w:pPr>
+        <w:rPr>
+          <w:rFonts w:hint="default"/>
+          <w:lang w:val="en-US"/>
+        </w:rPr>
+      </w:pPr>
+      <w:r>
+        <w:rPr>
+          <w:rFonts w:hint="default"/>
+          <w:lang w:val="en-US"/>
+        </w:rPr>
+        <w:t>{</w:t>
+      </w:r>
+      <w:r>
+        <w:rPr>
+          <w:rFonts w:hint="default"/>
+          <w:lang w:val="en-US"/>
+        </w:rPr>
+        <w:br w:type="textWrapping"/>
+      </w:r>
+      <w:r>
+        <w:rPr>
+          <w:rFonts w:hint="default"/>
+          <w:lang w:val="en-US"/>
+        </w:rPr>
+        <w:t xml:space="preserve">  "user1": {</w:t>
+      </w:r>
+      <w:r>
+        <w:rPr>
+          <w:rFonts w:hint="default"/>
+          <w:lang w:val="en-US"/>
+        </w:rPr>
+        <w:br w:type="textWrapping"/>
+      </w:r>
+      <w:r>
+        <w:rPr>
+          <w:rFonts w:hint="default"/>
+          <w:lang w:val="en-US"/>
+        </w:rPr>
+        <w:t xml:space="preserve">    "id": 1,</w:t>
+      </w:r>
+      <w:r>
+        <w:rPr>
+          <w:rFonts w:hint="default"/>
+          <w:lang w:val="en-US"/>
+        </w:rPr>
+        <w:br w:type="textWrapping"/>
+      </w:r>
+      <w:r>
+        <w:rPr>
+          <w:rFonts w:hint="default"/>
+          <w:lang w:val="en-US"/>
+        </w:rPr>
+        <w:t xml:space="preserve">    "name": "Arjun",</w:t>
+      </w:r>
+      <w:r>
+        <w:rPr>
+          <w:rFonts w:hint="default"/>
+          <w:lang w:val="en-US"/>
+        </w:rPr>
+        <w:br w:type="textWrapping"/>
+      </w:r>
+      <w:r>
+        <w:rPr>
+          <w:rFonts w:hint="default"/>
+          <w:lang w:val="en-US"/>
+        </w:rPr>
+        <w:t xml:space="preserve">    "city": "Ahmedabad"</w:t>
+      </w:r>
+      <w:r>
+        <w:rPr>
+          <w:rFonts w:hint="default"/>
+          <w:lang w:val="en-US"/>
+        </w:rPr>
+        <w:br w:type="textWrapping"/>
+      </w:r>
+      <w:r>
+        <w:rPr>
+          <w:rFonts w:hint="default"/>
+          <w:lang w:val="en-US"/>
+        </w:rPr>
+        <w:t xml:space="preserve">  },</w:t>
+      </w:r>
+      <w:r>
+        <w:rPr>
+          <w:rFonts w:hint="default"/>
+          <w:lang w:val="en-US"/>
+        </w:rPr>
+        <w:br w:type="textWrapping"/>
+      </w:r>
+      <w:r>
+        <w:rPr>
+          <w:rFonts w:hint="default"/>
+          <w:lang w:val="en-US"/>
+        </w:rPr>
+        <w:t xml:space="preserve">  "user2": {</w:t>
+      </w:r>
+      <w:r>
+        <w:rPr>
+          <w:rFonts w:hint="default"/>
+          <w:lang w:val="en-US"/>
+        </w:rPr>
+        <w:br w:type="textWrapping"/>
+      </w:r>
+      <w:r>
+        <w:rPr>
+          <w:rFonts w:hint="default"/>
+          <w:lang w:val="en-US"/>
+        </w:rPr>
+        <w:t xml:space="preserve">    "id": 2,</w:t>
+      </w:r>
+      <w:r>
+        <w:rPr>
+          <w:rFonts w:hint="default"/>
+          <w:lang w:val="en-US"/>
+        </w:rPr>
+        <w:br w:type="textWrapping"/>
+      </w:r>
+      <w:r>
+        <w:rPr>
+          <w:rFonts w:hint="default"/>
+          <w:lang w:val="en-US"/>
+        </w:rPr>
+        <w:t xml:space="preserve">    "name": "Rahul",</w:t>
+      </w:r>
+      <w:r>
+        <w:rPr>
+          <w:rFonts w:hint="default"/>
+          <w:lang w:val="en-US"/>
+        </w:rPr>
+        <w:br w:type="textWrapping"/>
+      </w:r>
+      <w:r>
+        <w:rPr>
+          <w:rFonts w:hint="default"/>
+          <w:lang w:val="en-US"/>
+        </w:rPr>
+        <w:t xml:space="preserve">    "city": "Surat"</w:t>
+      </w:r>
+      <w:r>
+        <w:rPr>
+          <w:rFonts w:hint="default"/>
+          <w:lang w:val="en-US"/>
+        </w:rPr>
+        <w:br w:type="textWrapping"/>
+      </w:r>
+      <w:r>
+        <w:rPr>
+          <w:rFonts w:hint="default"/>
+          <w:lang w:val="en-US"/>
+        </w:rPr>
+        <w:t xml:space="preserve">  }</w:t>
+      </w:r>
+      <w:r>
+        <w:rPr>
+          <w:rFonts w:hint="default"/>
+          <w:lang w:val="en-US"/>
+        </w:rPr>
+        <w:br w:type="textWrapping"/>
+      </w:r>
+      <w:r>
+        <w:rPr>
+          <w:rFonts w:hint="default"/>
+          <w:lang w:val="en-US"/>
+        </w:rPr>
+        <w:t>}</w:t>
+      </w:r>
+    </w:p>
+    <w:p>
+      <w:pPr>
+        <w:rPr>
+          <w:rFonts w:hint="default"/>
+          <w:lang w:val="en-US"/>
+        </w:rPr>
+      </w:pPr>
+      <w:r>
+        <w:rPr>
+          <w:rFonts w:hint="default"/>
+          <w:lang w:val="en-US"/>
+        </w:rPr>
+        <w:br w:type="textWrapping"/>
+      </w:r>
+    </w:p>
+    <w:p>
+      <w:pPr>
+        <w:rPr>
+          <w:rFonts w:hint="default"/>
+          <w:lang w:val="en-US"/>
+        </w:rPr>
+      </w:pPr>
+    </w:p>
+    <w:p>
+      <w:pPr>
+        <w:rPr>
+          <w:rFonts w:hint="default"/>
+          <w:lang w:val="en-US"/>
+        </w:rPr>
+      </w:pPr>
     </w:p>
     <w:p>
       <w:pPr>
@@ -266,6 +3998,531 @@
           <w:lang w:val="en-US"/>
         </w:rPr>
       </w:pPr>
+    </w:p>
+    <w:p>
+      <w:pPr>
+        <w:rPr>
+          <w:rFonts w:hint="default"/>
+          <w:lang w:val="en-US"/>
+        </w:rPr>
+      </w:pPr>
+      <w:r>
+        <w:rPr>
+          <w:rFonts w:hint="default"/>
+          <w:lang w:val="en-US"/>
+        </w:rPr>
+        <w:t xml:space="preserve">[{ </w:t>
+      </w:r>
+      <w:r>
+        <w:rPr>
+          <w:rFonts w:hint="default"/>
+          <w:lang w:val="en-US"/>
+        </w:rPr>
+        <w:br w:type="textWrapping"/>
+      </w:r>
+      <w:r>
+        <w:rPr>
+          <w:rFonts w:hint="default"/>
+          <w:lang w:val="en-US"/>
+        </w:rPr>
+        <w:t xml:space="preserve">  "id": 101,</w:t>
+      </w:r>
+      <w:r>
+        <w:rPr>
+          <w:rFonts w:hint="default"/>
+          <w:lang w:val="en-US"/>
+        </w:rPr>
+        <w:br w:type="textWrapping"/>
+      </w:r>
+      <w:r>
+        <w:rPr>
+          <w:rFonts w:hint="default"/>
+          <w:lang w:val="en-US"/>
+        </w:rPr>
+        <w:t xml:space="preserve">  "name": "Arjun",</w:t>
+      </w:r>
+      <w:r>
+        <w:rPr>
+          <w:rFonts w:hint="default"/>
+          <w:lang w:val="en-US"/>
+        </w:rPr>
+        <w:br w:type="textWrapping"/>
+      </w:r>
+      <w:r>
+        <w:rPr>
+          <w:rFonts w:hint="default"/>
+          <w:lang w:val="en-US"/>
+        </w:rPr>
+        <w:t xml:space="preserve">  "email": "arjun@example.com",</w:t>
+      </w:r>
+      <w:r>
+        <w:rPr>
+          <w:rFonts w:hint="default"/>
+          <w:lang w:val="en-US"/>
+        </w:rPr>
+        <w:br w:type="textWrapping"/>
+      </w:r>
+      <w:r>
+        <w:rPr>
+          <w:rFonts w:hint="default"/>
+          <w:lang w:val="en-US"/>
+        </w:rPr>
+        <w:t xml:space="preserve">  "phone": "",</w:t>
+      </w:r>
+      <w:r>
+        <w:rPr>
+          <w:rFonts w:hint="default"/>
+          <w:lang w:val="en-US"/>
+        </w:rPr>
+        <w:br w:type="textWrapping"/>
+      </w:r>
+      <w:r>
+        <w:rPr>
+          <w:rFonts w:hint="default"/>
+          <w:lang w:val="en-US"/>
+        </w:rPr>
+        <w:t xml:space="preserve">  "address": {</w:t>
+      </w:r>
+      <w:r>
+        <w:rPr>
+          <w:rFonts w:hint="default"/>
+          <w:lang w:val="en-US"/>
+        </w:rPr>
+        <w:br w:type="textWrapping"/>
+      </w:r>
+      <w:r>
+        <w:rPr>
+          <w:rFonts w:hint="default"/>
+          <w:lang w:val="en-US"/>
+        </w:rPr>
+        <w:t xml:space="preserve">    "street": "CG Road",</w:t>
+      </w:r>
+      <w:r>
+        <w:rPr>
+          <w:rFonts w:hint="default"/>
+          <w:lang w:val="en-US"/>
+        </w:rPr>
+        <w:br w:type="textWrapping"/>
+      </w:r>
+      <w:r>
+        <w:rPr>
+          <w:rFonts w:hint="default"/>
+          <w:lang w:val="en-US"/>
+        </w:rPr>
+        <w:t xml:space="preserve">    "city": "Ahmedabad",</w:t>
+      </w:r>
+      <w:r>
+        <w:rPr>
+          <w:rFonts w:hint="default"/>
+          <w:lang w:val="en-US"/>
+        </w:rPr>
+        <w:br w:type="textWrapping"/>
+      </w:r>
+      <w:r>
+        <w:rPr>
+          <w:rFonts w:hint="default"/>
+          <w:lang w:val="en-US"/>
+        </w:rPr>
+        <w:t xml:space="preserve">    "state": "Gujarat",</w:t>
+      </w:r>
+      <w:r>
+        <w:rPr>
+          <w:rFonts w:hint="default"/>
+          <w:lang w:val="en-US"/>
+        </w:rPr>
+        <w:br w:type="textWrapping"/>
+      </w:r>
+      <w:r>
+        <w:rPr>
+          <w:rFonts w:hint="default"/>
+          <w:lang w:val="en-US"/>
+        </w:rPr>
+        <w:t xml:space="preserve">    "pincode": 380009</w:t>
+      </w:r>
+      <w:r>
+        <w:rPr>
+          <w:rFonts w:hint="default"/>
+          <w:lang w:val="en-US"/>
+        </w:rPr>
+        <w:br w:type="textWrapping"/>
+      </w:r>
+      <w:r>
+        <w:rPr>
+          <w:rFonts w:hint="default"/>
+          <w:lang w:val="en-US"/>
+        </w:rPr>
+        <w:t xml:space="preserve">  },</w:t>
+      </w:r>
+      <w:r>
+        <w:rPr>
+          <w:rFonts w:hint="default"/>
+          <w:lang w:val="en-US"/>
+        </w:rPr>
+        <w:br w:type="textWrapping"/>
+      </w:r>
+      <w:r>
+        <w:rPr>
+          <w:rFonts w:hint="default"/>
+          <w:lang w:val="en-US"/>
+        </w:rPr>
+        <w:t xml:space="preserve">  "company": {</w:t>
+      </w:r>
+      <w:r>
+        <w:rPr>
+          <w:rFonts w:hint="default"/>
+          <w:lang w:val="en-US"/>
+        </w:rPr>
+        <w:br w:type="textWrapping"/>
+      </w:r>
+      <w:r>
+        <w:rPr>
+          <w:rFonts w:hint="default"/>
+          <w:lang w:val="en-US"/>
+        </w:rPr>
+        <w:t xml:space="preserve">    "department": "Engineering"</w:t>
+      </w:r>
+      <w:r>
+        <w:rPr>
+          <w:rFonts w:hint="default"/>
+          <w:lang w:val="en-US"/>
+        </w:rPr>
+        <w:br w:type="textWrapping"/>
+      </w:r>
+      <w:r>
+        <w:rPr>
+          <w:rFonts w:hint="default"/>
+          <w:lang w:val="en-US"/>
+        </w:rPr>
+        <w:t xml:space="preserve">  }</w:t>
+      </w:r>
+      <w:r>
+        <w:rPr>
+          <w:rFonts w:hint="default"/>
+          <w:lang w:val="en-US"/>
+        </w:rPr>
+        <w:br w:type="textWrapping"/>
+      </w:r>
+      <w:r>
+        <w:rPr>
+          <w:rFonts w:hint="default"/>
+          <w:lang w:val="en-US"/>
+        </w:rPr>
+        <w:t>},</w:t>
+      </w:r>
+      <w:r>
+        <w:rPr>
+          <w:rFonts w:hint="default"/>
+          <w:lang w:val="en-US"/>
+        </w:rPr>
+        <w:br w:type="textWrapping"/>
+      </w:r>
+      <w:r>
+        <w:rPr>
+          <w:rFonts w:hint="default"/>
+          <w:lang w:val="en-US"/>
+        </w:rPr>
+        <w:t>{</w:t>
+      </w:r>
+      <w:r>
+        <w:rPr>
+          <w:rFonts w:hint="default"/>
+          <w:lang w:val="en-US"/>
+        </w:rPr>
+        <w:br w:type="textWrapping"/>
+      </w:r>
+      <w:r>
+        <w:rPr>
+          <w:rFonts w:hint="default"/>
+          <w:lang w:val="en-US"/>
+        </w:rPr>
+        <w:t xml:space="preserve">  "id": 102,</w:t>
+      </w:r>
+      <w:r>
+        <w:rPr>
+          <w:rFonts w:hint="default"/>
+          <w:lang w:val="en-US"/>
+        </w:rPr>
+        <w:br w:type="textWrapping"/>
+      </w:r>
+      <w:r>
+        <w:rPr>
+          <w:rFonts w:hint="default"/>
+          <w:lang w:val="en-US"/>
+        </w:rPr>
+        <w:t xml:space="preserve">  "name": "Arjun",</w:t>
+      </w:r>
+      <w:r>
+        <w:rPr>
+          <w:rFonts w:hint="default"/>
+          <w:lang w:val="en-US"/>
+        </w:rPr>
+        <w:br w:type="textWrapping"/>
+      </w:r>
+      <w:r>
+        <w:rPr>
+          <w:rFonts w:hint="default"/>
+          <w:lang w:val="en-US"/>
+        </w:rPr>
+        <w:t xml:space="preserve">  "email": "arjun@example.com",</w:t>
+      </w:r>
+      <w:r>
+        <w:rPr>
+          <w:rFonts w:hint="default"/>
+          <w:lang w:val="en-US"/>
+        </w:rPr>
+        <w:br w:type="textWrapping"/>
+      </w:r>
+      <w:r>
+        <w:rPr>
+          <w:rFonts w:hint="default"/>
+          <w:lang w:val="en-US"/>
+        </w:rPr>
+        <w:t xml:space="preserve">  "phone": "9876543210",</w:t>
+      </w:r>
+      <w:r>
+        <w:rPr>
+          <w:rFonts w:hint="default"/>
+          <w:lang w:val="en-US"/>
+        </w:rPr>
+        <w:br w:type="textWrapping"/>
+      </w:r>
+      <w:r>
+        <w:rPr>
+          <w:rFonts w:hint="default"/>
+          <w:lang w:val="en-US"/>
+        </w:rPr>
+        <w:t xml:space="preserve">  "address": {</w:t>
+      </w:r>
+      <w:r>
+        <w:rPr>
+          <w:rFonts w:hint="default"/>
+          <w:lang w:val="en-US"/>
+        </w:rPr>
+        <w:br w:type="textWrapping"/>
+      </w:r>
+      <w:r>
+        <w:rPr>
+          <w:rFonts w:hint="default"/>
+          <w:lang w:val="en-US"/>
+        </w:rPr>
+        <w:t xml:space="preserve">    "street": "CG Road",</w:t>
+      </w:r>
+      <w:r>
+        <w:rPr>
+          <w:rFonts w:hint="default"/>
+          <w:lang w:val="en-US"/>
+        </w:rPr>
+        <w:br w:type="textWrapping"/>
+      </w:r>
+      <w:r>
+        <w:rPr>
+          <w:rFonts w:hint="default"/>
+          <w:lang w:val="en-US"/>
+        </w:rPr>
+        <w:t xml:space="preserve">    "city": "Ahmedabad",</w:t>
+      </w:r>
+      <w:r>
+        <w:rPr>
+          <w:rFonts w:hint="default"/>
+          <w:lang w:val="en-US"/>
+        </w:rPr>
+        <w:br w:type="textWrapping"/>
+      </w:r>
+      <w:r>
+        <w:rPr>
+          <w:rFonts w:hint="default"/>
+          <w:lang w:val="en-US"/>
+        </w:rPr>
+        <w:t xml:space="preserve">    "state": "Gujarat",</w:t>
+      </w:r>
+      <w:r>
+        <w:rPr>
+          <w:rFonts w:hint="default"/>
+          <w:lang w:val="en-US"/>
+        </w:rPr>
+        <w:br w:type="textWrapping"/>
+      </w:r>
+      <w:r>
+        <w:rPr>
+          <w:rFonts w:hint="default"/>
+          <w:lang w:val="en-US"/>
+        </w:rPr>
+        <w:t xml:space="preserve">    "pincode": 380009</w:t>
+      </w:r>
+      <w:r>
+        <w:rPr>
+          <w:rFonts w:hint="default"/>
+          <w:lang w:val="en-US"/>
+        </w:rPr>
+        <w:br w:type="textWrapping"/>
+      </w:r>
+      <w:r>
+        <w:rPr>
+          <w:rFonts w:hint="default"/>
+          <w:lang w:val="en-US"/>
+        </w:rPr>
+        <w:t xml:space="preserve">  },</w:t>
+      </w:r>
+      <w:r>
+        <w:rPr>
+          <w:rFonts w:hint="default"/>
+          <w:lang w:val="en-US"/>
+        </w:rPr>
+        <w:br w:type="textWrapping"/>
+      </w:r>
+      <w:r>
+        <w:rPr>
+          <w:rFonts w:hint="default"/>
+          <w:lang w:val="en-US"/>
+        </w:rPr>
+        <w:t xml:space="preserve">  "company": {</w:t>
+      </w:r>
+      <w:r>
+        <w:rPr>
+          <w:rFonts w:hint="default"/>
+          <w:lang w:val="en-US"/>
+        </w:rPr>
+        <w:br w:type="textWrapping"/>
+      </w:r>
+      <w:r>
+        <w:rPr>
+          <w:rFonts w:hint="default"/>
+          <w:lang w:val="en-US"/>
+        </w:rPr>
+        <w:t xml:space="preserve">    "name": "TechSoft",</w:t>
+      </w:r>
+      <w:r>
+        <w:rPr>
+          <w:rFonts w:hint="default"/>
+          <w:lang w:val="en-US"/>
+        </w:rPr>
+        <w:br w:type="textWrapping"/>
+      </w:r>
+      <w:r>
+        <w:rPr>
+          <w:rFonts w:hint="default"/>
+          <w:lang w:val="en-US"/>
+        </w:rPr>
+        <w:t xml:space="preserve">    "department": "Engineering"</w:t>
+      </w:r>
+      <w:r>
+        <w:rPr>
+          <w:rFonts w:hint="default"/>
+          <w:lang w:val="en-US"/>
+        </w:rPr>
+        <w:br w:type="textWrapping"/>
+      </w:r>
+      <w:r>
+        <w:rPr>
+          <w:rFonts w:hint="default"/>
+          <w:lang w:val="en-US"/>
+        </w:rPr>
+        <w:t xml:space="preserve">  }</w:t>
+      </w:r>
+      <w:r>
+        <w:rPr>
+          <w:rFonts w:hint="default"/>
+          <w:lang w:val="en-US"/>
+        </w:rPr>
+        <w:br w:type="textWrapping"/>
+      </w:r>
+      <w:r>
+        <w:rPr>
+          <w:rFonts w:hint="default"/>
+          <w:lang w:val="en-US"/>
+        </w:rPr>
+        <w:t>}]</w:t>
+      </w:r>
+    </w:p>
+    <w:p>
+      <w:pPr>
+        <w:rPr>
+          <w:rFonts w:hint="default"/>
+          <w:lang w:val="en-US"/>
+        </w:rPr>
+      </w:pPr>
+    </w:p>
+    <w:p>
+      <w:pPr>
+        <w:rPr>
+          <w:rFonts w:hint="default"/>
+          <w:lang w:val="en-US"/>
+        </w:rPr>
+      </w:pPr>
+      <w:r>
+        <w:rPr>
+          <w:rFonts w:hint="default"/>
+          <w:lang w:val="en-US"/>
+        </w:rPr>
+        <w:t>Expected Output</w:t>
+      </w:r>
+    </w:p>
+    <w:p>
+      <w:pPr>
+        <w:rPr>
+          <w:rFonts w:hint="default"/>
+          <w:lang w:val="en-US"/>
+        </w:rPr>
+      </w:pPr>
+      <w:r>
+        <w:drawing>
+          <wp:inline distT="0" distB="0" distL="114300" distR="114300">
+            <wp:extent cx="6264275" cy="698500"/>
+            <wp:effectExtent l="0" t="0" r="9525" b="0"/>
+            <wp:docPr id="2" name="Picture 2"/>
+            <wp:cNvGraphicFramePr>
+              <a:graphicFrameLocks xmlns:a="http://schemas.openxmlformats.org/drawingml/2006/main" noChangeAspect="1"/>
+            </wp:cNvGraphicFramePr>
+            <a:graphic xmlns:a="http://schemas.openxmlformats.org/drawingml/2006/main">
+              <a:graphicData uri="http://schemas.openxmlformats.org/drawingml/2006/picture">
+                <pic:pic xmlns:pic="http://schemas.openxmlformats.org/drawingml/2006/picture">
+                  <pic:nvPicPr>
+                    <pic:cNvPr id="2" name="Picture 2"/>
+                    <pic:cNvPicPr>
+                      <a:picLocks noChangeAspect="1"/>
+                    </pic:cNvPicPr>
+                  </pic:nvPicPr>
+                  <pic:blipFill>
+                    <a:blip r:embed="rId13"/>
+                    <a:stretch>
+                      <a:fillRect/>
+                    </a:stretch>
+                  </pic:blipFill>
+                  <pic:spPr>
+                    <a:xfrm>
+                      <a:off x="0" y="0"/>
+                      <a:ext cx="6264275" cy="698500"/>
+                    </a:xfrm>
+                    <a:prstGeom prst="rect">
+                      <a:avLst/>
+                    </a:prstGeom>
+                    <a:noFill/>
+                    <a:ln>
+                      <a:noFill/>
+                    </a:ln>
+                  </pic:spPr>
+                </pic:pic>
+              </a:graphicData>
+            </a:graphic>
+          </wp:inline>
+        </w:drawing>
+      </w:r>
+    </w:p>
+    <w:p>
+      <w:pPr>
+        <w:rPr>
+          <w:rFonts w:hint="default"/>
+          <w:lang w:val="en-US"/>
+        </w:rPr>
+      </w:pPr>
+    </w:p>
+    <w:p>
+      <w:pPr>
+        <w:rPr>
+          <w:rFonts w:hint="default"/>
+          <w:lang w:val="en-US"/>
+        </w:rPr>
+      </w:pPr>
       <w:r>
         <w:rPr>
           <w:rFonts w:hint="default"/>
@@ -273,6 +4530,440 @@
         </w:rPr>
         <w:t>Case - 18 : both object and array are present</w:t>
       </w:r>
+    </w:p>
+    <w:p>
+      <w:pPr>
+        <w:rPr>
+          <w:rFonts w:hint="default"/>
+          <w:lang w:val="en-US"/>
+        </w:rPr>
+      </w:pPr>
+      <w:r>
+        <w:rPr>
+          <w:rFonts w:hint="default"/>
+          <w:lang w:val="en-US"/>
+        </w:rPr>
+        <w:t>{</w:t>
+      </w:r>
+      <w:r>
+        <w:rPr>
+          <w:rFonts w:hint="default"/>
+          <w:lang w:val="en-US"/>
+        </w:rPr>
+        <w:br w:type="textWrapping"/>
+      </w:r>
+      <w:r>
+        <w:rPr>
+          <w:rFonts w:hint="default"/>
+          <w:lang w:val="en-US"/>
+        </w:rPr>
+        <w:t xml:space="preserve"> "orderId": 101,</w:t>
+      </w:r>
+      <w:r>
+        <w:rPr>
+          <w:rFonts w:hint="default"/>
+          <w:lang w:val="en-US"/>
+        </w:rPr>
+        <w:br w:type="textWrapping"/>
+      </w:r>
+      <w:r>
+        <w:rPr>
+          <w:rFonts w:hint="default"/>
+          <w:lang w:val="en-US"/>
+        </w:rPr>
+        <w:t xml:space="preserve"> "customer": {</w:t>
+      </w:r>
+      <w:r>
+        <w:rPr>
+          <w:rFonts w:hint="default"/>
+          <w:lang w:val="en-US"/>
+        </w:rPr>
+        <w:br w:type="textWrapping"/>
+      </w:r>
+      <w:r>
+        <w:rPr>
+          <w:rFonts w:hint="default"/>
+          <w:lang w:val="en-US"/>
+        </w:rPr>
+        <w:t xml:space="preserve">  "id": 501,</w:t>
+      </w:r>
+      <w:r>
+        <w:rPr>
+          <w:rFonts w:hint="default"/>
+          <w:lang w:val="en-US"/>
+        </w:rPr>
+        <w:br w:type="textWrapping"/>
+      </w:r>
+      <w:r>
+        <w:rPr>
+          <w:rFonts w:hint="default"/>
+          <w:lang w:val="en-US"/>
+        </w:rPr>
+        <w:t xml:space="preserve">  "name": "Arjun",</w:t>
+      </w:r>
+      <w:r>
+        <w:rPr>
+          <w:rFonts w:hint="default"/>
+          <w:lang w:val="en-US"/>
+        </w:rPr>
+        <w:br w:type="textWrapping"/>
+      </w:r>
+      <w:r>
+        <w:rPr>
+          <w:rFonts w:hint="default"/>
+          <w:lang w:val="en-US"/>
+        </w:rPr>
+        <w:t xml:space="preserve">  "address": {</w:t>
+      </w:r>
+      <w:r>
+        <w:rPr>
+          <w:rFonts w:hint="default"/>
+          <w:lang w:val="en-US"/>
+        </w:rPr>
+        <w:br w:type="textWrapping"/>
+      </w:r>
+      <w:r>
+        <w:rPr>
+          <w:rFonts w:hint="default"/>
+          <w:lang w:val="en-US"/>
+        </w:rPr>
+        <w:t xml:space="preserve">   "city": "Ahmedabad",</w:t>
+      </w:r>
+      <w:r>
+        <w:rPr>
+          <w:rFonts w:hint="default"/>
+          <w:lang w:val="en-US"/>
+        </w:rPr>
+        <w:br w:type="textWrapping"/>
+      </w:r>
+      <w:r>
+        <w:rPr>
+          <w:rFonts w:hint="default"/>
+          <w:lang w:val="en-US"/>
+        </w:rPr>
+        <w:t xml:space="preserve">   "state": "Gujarat"</w:t>
+      </w:r>
+      <w:r>
+        <w:rPr>
+          <w:rFonts w:hint="default"/>
+          <w:lang w:val="en-US"/>
+        </w:rPr>
+        <w:br w:type="textWrapping"/>
+      </w:r>
+      <w:r>
+        <w:rPr>
+          <w:rFonts w:hint="default"/>
+          <w:lang w:val="en-US"/>
+        </w:rPr>
+        <w:t xml:space="preserve">  }</w:t>
+      </w:r>
+      <w:r>
+        <w:rPr>
+          <w:rFonts w:hint="default"/>
+          <w:lang w:val="en-US"/>
+        </w:rPr>
+        <w:br w:type="textWrapping"/>
+      </w:r>
+      <w:r>
+        <w:rPr>
+          <w:rFonts w:hint="default"/>
+          <w:lang w:val="en-US"/>
+        </w:rPr>
+        <w:t xml:space="preserve"> },</w:t>
+      </w:r>
+      <w:r>
+        <w:rPr>
+          <w:rFonts w:hint="default"/>
+          <w:lang w:val="en-US"/>
+        </w:rPr>
+        <w:br w:type="textWrapping"/>
+      </w:r>
+      <w:r>
+        <w:rPr>
+          <w:rFonts w:hint="default"/>
+          <w:lang w:val="en-US"/>
+        </w:rPr>
+        <w:t xml:space="preserve"> "items": [</w:t>
+      </w:r>
+      <w:r>
+        <w:rPr>
+          <w:rFonts w:hint="default"/>
+          <w:lang w:val="en-US"/>
+        </w:rPr>
+        <w:br w:type="textWrapping"/>
+      </w:r>
+      <w:r>
+        <w:rPr>
+          <w:rFonts w:hint="default"/>
+          <w:lang w:val="en-US"/>
+        </w:rPr>
+        <w:t xml:space="preserve">  {</w:t>
+      </w:r>
+      <w:r>
+        <w:rPr>
+          <w:rFonts w:hint="default"/>
+          <w:lang w:val="en-US"/>
+        </w:rPr>
+        <w:br w:type="textWrapping"/>
+      </w:r>
+      <w:r>
+        <w:rPr>
+          <w:rFonts w:hint="default"/>
+          <w:lang w:val="en-US"/>
+        </w:rPr>
+        <w:t xml:space="preserve">   "product": "Laptop",</w:t>
+      </w:r>
+      <w:r>
+        <w:rPr>
+          <w:rFonts w:hint="default"/>
+          <w:lang w:val="en-US"/>
+        </w:rPr>
+        <w:br w:type="textWrapping"/>
+      </w:r>
+      <w:r>
+        <w:rPr>
+          <w:rFonts w:hint="default"/>
+          <w:lang w:val="en-US"/>
+        </w:rPr>
+        <w:t xml:space="preserve">   "price": 75000</w:t>
+      </w:r>
+      <w:r>
+        <w:rPr>
+          <w:rFonts w:hint="default"/>
+          <w:lang w:val="en-US"/>
+        </w:rPr>
+        <w:br w:type="textWrapping"/>
+      </w:r>
+      <w:r>
+        <w:rPr>
+          <w:rFonts w:hint="default"/>
+          <w:lang w:val="en-US"/>
+        </w:rPr>
+        <w:t xml:space="preserve">  },</w:t>
+      </w:r>
+      <w:r>
+        <w:rPr>
+          <w:rFonts w:hint="default"/>
+          <w:lang w:val="en-US"/>
+        </w:rPr>
+        <w:br w:type="textWrapping"/>
+      </w:r>
+      <w:r>
+        <w:rPr>
+          <w:rFonts w:hint="default"/>
+          <w:lang w:val="en-US"/>
+        </w:rPr>
+        <w:t xml:space="preserve">  {</w:t>
+      </w:r>
+      <w:r>
+        <w:rPr>
+          <w:rFonts w:hint="default"/>
+          <w:lang w:val="en-US"/>
+        </w:rPr>
+        <w:br w:type="textWrapping"/>
+      </w:r>
+      <w:r>
+        <w:rPr>
+          <w:rFonts w:hint="default"/>
+          <w:lang w:val="en-US"/>
+        </w:rPr>
+        <w:t xml:space="preserve">   "product": "Phone",</w:t>
+      </w:r>
+      <w:r>
+        <w:rPr>
+          <w:rFonts w:hint="default"/>
+          <w:lang w:val="en-US"/>
+        </w:rPr>
+        <w:br w:type="textWrapping"/>
+      </w:r>
+      <w:r>
+        <w:rPr>
+          <w:rFonts w:hint="default"/>
+          <w:lang w:val="en-US"/>
+        </w:rPr>
+        <w:t xml:space="preserve">   "price": 35000</w:t>
+      </w:r>
+      <w:r>
+        <w:rPr>
+          <w:rFonts w:hint="default"/>
+          <w:lang w:val="en-US"/>
+        </w:rPr>
+        <w:br w:type="textWrapping"/>
+      </w:r>
+      <w:r>
+        <w:rPr>
+          <w:rFonts w:hint="default"/>
+          <w:lang w:val="en-US"/>
+        </w:rPr>
+        <w:t xml:space="preserve">  }</w:t>
+      </w:r>
+      <w:r>
+        <w:rPr>
+          <w:rFonts w:hint="default"/>
+          <w:lang w:val="en-US"/>
+        </w:rPr>
+        <w:br w:type="textWrapping"/>
+      </w:r>
+      <w:r>
+        <w:rPr>
+          <w:rFonts w:hint="default"/>
+          <w:lang w:val="en-US"/>
+        </w:rPr>
+        <w:t xml:space="preserve"> ]</w:t>
+      </w:r>
+      <w:r>
+        <w:rPr>
+          <w:rFonts w:hint="default"/>
+          <w:lang w:val="en-US"/>
+        </w:rPr>
+        <w:br w:type="textWrapping"/>
+      </w:r>
+      <w:r>
+        <w:rPr>
+          <w:rFonts w:hint="default"/>
+          <w:lang w:val="en-US"/>
+        </w:rPr>
+        <w:t>}</w:t>
+      </w:r>
+    </w:p>
+    <w:p>
+      <w:pPr>
+        <w:rPr>
+          <w:rFonts w:hint="default"/>
+          <w:lang w:val="en-US"/>
+        </w:rPr>
+      </w:pPr>
+    </w:p>
+    <w:p>
+      <w:pPr>
+        <w:rPr>
+          <w:rFonts w:hint="default"/>
+          <w:lang w:val="en-US"/>
+        </w:rPr>
+      </w:pPr>
+      <w:r>
+        <w:rPr>
+          <w:rFonts w:hint="default"/>
+          <w:lang w:val="en-US"/>
+        </w:rPr>
+        <w:t>Expected Output:</w:t>
+      </w:r>
+    </w:p>
+    <w:p>
+      <w:pPr>
+        <w:rPr>
+          <w:rFonts w:hint="default"/>
+          <w:lang w:val="en-US"/>
+        </w:rPr>
+      </w:pPr>
+    </w:p>
+    <w:p>
+      <w:pPr>
+        <w:rPr>
+          <w:rFonts w:hint="default"/>
+          <w:lang w:val="en-US"/>
+        </w:rPr>
+      </w:pPr>
+      <w:r>
+        <w:rPr>
+          <w:rFonts w:hint="default"/>
+          <w:lang w:val="en-US"/>
+        </w:rPr>
+        <w:t>orderId,customer_id,customer_name,customer_address_city,customer_address_state,items_product,items_pricee</w:t>
+      </w:r>
+      <w:r>
+        <w:rPr>
+          <w:rFonts w:hint="default"/>
+          <w:lang w:val="en-US"/>
+        </w:rPr>
+        <w:br w:type="textWrapping"/>
+      </w:r>
+      <w:r>
+        <w:rPr>
+          <w:rFonts w:hint="default"/>
+          <w:lang w:val="en-US"/>
+        </w:rPr>
+        <w:t>101,501,Arjun,Ahmedabad,Gujarat,Laptop,75000,</w:t>
+      </w:r>
+    </w:p>
+    <w:p>
+      <w:pPr>
+        <w:rPr>
+          <w:rFonts w:hint="default"/>
+          <w:lang w:val="en-US"/>
+        </w:rPr>
+      </w:pPr>
+      <w:r>
+        <w:rPr>
+          <w:rFonts w:hint="default"/>
+          <w:lang w:val="en-US"/>
+        </w:rPr>
+        <w:t>101,501,Arjun,Ahmedabad,Gujarat,Phone,35000</w:t>
+      </w:r>
+    </w:p>
+    <w:p>
+      <w:pPr>
+        <w:rPr>
+          <w:rFonts w:hint="default"/>
+          <w:lang w:val="en-US"/>
+        </w:rPr>
+      </w:pPr>
+    </w:p>
+    <w:p>
+      <w:pPr>
+        <w:rPr>
+          <w:rFonts w:hint="default"/>
+          <w:lang w:val="en-US"/>
+        </w:rPr>
+      </w:pPr>
+    </w:p>
+    <w:p>
+      <w:pPr>
+        <w:rPr>
+          <w:rFonts w:hint="default"/>
+          <w:lang w:val="en-US"/>
+        </w:rPr>
+      </w:pPr>
+    </w:p>
+    <w:p>
+      <w:pPr>
+        <w:rPr>
+          <w:rFonts w:hint="default"/>
+          <w:lang w:val="en-US"/>
+        </w:rPr>
+      </w:pPr>
+    </w:p>
+    <w:p>
+      <w:pPr>
+        <w:rPr>
+          <w:rFonts w:hint="default"/>
+          <w:lang w:val="en-US"/>
+        </w:rPr>
+      </w:pPr>
+    </w:p>
+    <w:p>
+      <w:pPr>
+        <w:rPr>
+          <w:rFonts w:hint="default"/>
+          <w:lang w:val="en-US"/>
+        </w:rPr>
+      </w:pPr>
+    </w:p>
+    <w:p>
+      <w:pPr>
+        <w:rPr>
+          <w:rFonts w:hint="default"/>
+          <w:lang w:val="en-US"/>
+        </w:rPr>
+      </w:pPr>
+    </w:p>
+    <w:p>
+      <w:pPr>
+        <w:rPr>
+          <w:rFonts w:hint="default"/>
+          <w:lang w:val="en-US"/>
+        </w:rPr>
+      </w:pPr>
     </w:p>
     <w:sectPr>
       <w:pgSz w:w="11906" w:h="16838"/>
@@ -289,7 +4980,7 @@
   <w:docDefaults>
     <w:rPrDefault>
       <w:rPr>
-        <w:rFonts w:asciiTheme="minorHAnsi" w:hAnsiTheme="minorHAnsi" w:eastAsiaTheme="minorEastAsia" w:cstheme="minorBidi"/>
+        <w:rFonts w:ascii="Times New Roman" w:hAnsi="Times New Roman" w:eastAsia="SimSun" w:cs="Times New Roman"/>
       </w:rPr>
     </w:rPrDefault>
     <w:pPrDefault/>
@@ -572,6 +5263,38 @@
       </w:tblCellMar>
     </w:tblPr>
   </w:style>
+  <w:style w:type="paragraph" w:styleId="4">
+    <w:name w:val="HTML Preformatted"/>
+    <w:uiPriority w:val="0"/>
+    <w:pPr>
+      <w:tabs>
+        <w:tab w:val="left" w:pos="916"/>
+        <w:tab w:val="left" w:pos="1832"/>
+        <w:tab w:val="left" w:pos="2748"/>
+        <w:tab w:val="left" w:pos="3664"/>
+        <w:tab w:val="left" w:pos="4580"/>
+        <w:tab w:val="left" w:pos="5496"/>
+        <w:tab w:val="left" w:pos="6412"/>
+        <w:tab w:val="left" w:pos="7328"/>
+        <w:tab w:val="left" w:pos="8244"/>
+        <w:tab w:val="left" w:pos="9160"/>
+        <w:tab w:val="left" w:pos="10076"/>
+        <w:tab w:val="left" w:pos="10992"/>
+        <w:tab w:val="left" w:pos="11908"/>
+        <w:tab w:val="left" w:pos="12824"/>
+        <w:tab w:val="left" w:pos="13740"/>
+        <w:tab w:val="left" w:pos="14656"/>
+      </w:tabs>
+      <w:jc w:val="left"/>
+    </w:pPr>
+    <w:rPr>
+      <w:rFonts w:hint="eastAsia" w:ascii="SimSun" w:hAnsi="SimSun" w:eastAsia="SimSun" w:cs="SimSun"/>
+      <w:kern w:val="0"/>
+      <w:sz w:val="24"/>
+      <w:szCs w:val="24"/>
+      <w:lang w:val="en-US" w:eastAsia="zh-CN" w:bidi="ar"/>
+    </w:rPr>
+  </w:style>
 </w:styles>
 </file>
 
